--- a/assets/evaluations/maths/Maths_P5_grille_enseignant_verrouillee.docx
+++ b/assets/evaluations/maths/Maths_P5_grille_enseignant_verrouillee.docx
@@ -4,25 +4,26 @@
   <w:body>
     <w:p>
       <w:pPr>
-        <w:pStyle w:val="EvalTitle"/>
         <w:jc w:val="center"/>
       </w:pPr>
       <w:r>
-        <w:t>MATHÉMATIQUES CE2 — P5 — GRILLE ENSEIGNANT VERROUILLÉE</w:t>
+        <w:rPr>
+          <w:b/>
+          <w:sz w:val="32"/>
+        </w:rPr>
+        <w:t>Grille enseignant — Mathématiques P5</w:t>
       </w:r>
     </w:p>
     <w:p>
       <w:pPr>
-        <w:pStyle w:val="EvalSub"/>
         <w:jc w:val="center"/>
       </w:pPr>
       <w:r>
-        <w:t>Règle : 1 ligne d’évaluation = 1 compétence = 1 code canonique</w:t>
-      </w:r>
-    </w:p>
-    <w:p>
-      <w:r>
-        <w:t>Élève : ____________________________________________     Date : ____________________</w:t>
+        <w:rPr>
+          <w:i/>
+          <w:sz w:val="20"/>
+        </w:rPr>
+        <w:t>2 nouvelles compétences + 2 rebrassages</w:t>
       </w:r>
     </w:p>
     <w:tbl>
@@ -30,194 +31,90 @@
         <w:tblStyle w:val="TableGrid"/>
         <w:tblW w:type="auto" w:w="0"/>
         <w:jc w:val="center"/>
-        <w:tblLayout w:type="fixed"/>
         <w:tblLook w:firstColumn="1" w:firstRow="1" w:lastColumn="0" w:lastRow="0" w:noHBand="0" w:noVBand="1" w:val="04A0"/>
       </w:tblPr>
       <w:tblGrid>
-        <w:gridCol w:w="1664"/>
-        <w:gridCol w:w="1664"/>
-        <w:gridCol w:w="1664"/>
-        <w:gridCol w:w="1664"/>
-        <w:gridCol w:w="1664"/>
-        <w:gridCol w:w="1664"/>
-        <w:gridCol w:w="1664"/>
+        <w:gridCol w:w="5326"/>
+        <w:gridCol w:w="5326"/>
       </w:tblGrid>
       <w:tr>
-        <w:trPr>
-          <w:tblHeader w:val="true"/>
-        </w:trPr>
         <w:tc>
           <w:tcPr>
-            <w:tcW w:type="dxa" w:w="992"/>
-            <w:shd w:fill="D9EAD3"/>
-            <w:vAlign w:val="center"/>
-            <w:tcMar>
-              <w:top w:w="45" w:type="dxa"/>
-              <w:start w:w="45" w:type="dxa"/>
-              <w:bottom w:w="45" w:type="dxa"/>
-              <w:end w:w="45" w:type="dxa"/>
-            </w:tcMar>
+            <w:tcW w:type="dxa" w:w="5326"/>
           </w:tcPr>
           <w:p>
-            <w:pPr>
-              <w:jc w:val="center"/>
-            </w:pPr>
             <w:r>
-              <w:rPr>
-                <w:b/>
-                <w:sz w:val="15"/>
-              </w:rPr>
-              <w:t>Code exact</w:t>
+              <w:t>Prénom : ______________________________</w:t>
             </w:r>
           </w:p>
         </w:tc>
         <w:tc>
           <w:tcPr>
-            <w:tcW w:type="dxa" w:w="2551"/>
-            <w:shd w:fill="D9EAD3"/>
-            <w:vAlign w:val="center"/>
-            <w:tcMar>
-              <w:top w:w="45" w:type="dxa"/>
-              <w:start w:w="45" w:type="dxa"/>
-              <w:bottom w:w="45" w:type="dxa"/>
-              <w:end w:w="45" w:type="dxa"/>
-            </w:tcMar>
+            <w:tcW w:type="dxa" w:w="5326"/>
           </w:tcPr>
           <w:p>
-            <w:pPr>
-              <w:jc w:val="center"/>
-            </w:pPr>
             <w:r>
-              <w:rPr>
-                <w:b/>
-                <w:sz w:val="15"/>
-              </w:rPr>
+              <w:t>Date : __________________</w:t>
+            </w:r>
+          </w:p>
+        </w:tc>
+      </w:tr>
+    </w:tbl>
+    <w:tbl>
+      <w:tblPr>
+        <w:tblStyle w:val="TableGrid"/>
+        <w:tblW w:type="auto" w:w="0"/>
+        <w:jc w:val="center"/>
+        <w:tblLook w:firstColumn="1" w:firstRow="1" w:lastColumn="0" w:lastRow="0" w:noHBand="0" w:noVBand="1" w:val="04A0"/>
+      </w:tblPr>
+      <w:tblGrid>
+        <w:gridCol w:w="2663"/>
+        <w:gridCol w:w="2663"/>
+        <w:gridCol w:w="2663"/>
+        <w:gridCol w:w="2663"/>
+      </w:tblGrid>
+      <w:tr>
+        <w:tc>
+          <w:tcPr>
+            <w:tcW w:type="dxa" w:w="2663"/>
+            <w:shd w:fill="EDE7F6"/>
+          </w:tcPr>
+          <w:p>
+            <w:r>
               <w:t>Compétence</w:t>
             </w:r>
           </w:p>
         </w:tc>
         <w:tc>
           <w:tcPr>
-            <w:tcW w:type="dxa" w:w="3515"/>
-            <w:shd w:fill="D9EAD3"/>
-            <w:vAlign w:val="center"/>
-            <w:tcMar>
-              <w:top w:w="45" w:type="dxa"/>
-              <w:start w:w="45" w:type="dxa"/>
-              <w:bottom w:w="45" w:type="dxa"/>
-              <w:end w:w="45" w:type="dxa"/>
-            </w:tcMar>
+            <w:tcW w:type="dxa" w:w="2663"/>
+            <w:shd w:fill="EDE7F6"/>
           </w:tcPr>
           <w:p>
-            <w:pPr>
-              <w:jc w:val="center"/>
-            </w:pPr>
             <w:r>
-              <w:rPr>
-                <w:b/>
-                <w:sz w:val="15"/>
-              </w:rPr>
-              <w:t>Indices observables</w:t>
+              <w:t>Critère</w:t>
             </w:r>
           </w:p>
         </w:tc>
         <w:tc>
           <w:tcPr>
-            <w:tcW w:type="dxa" w:w="794"/>
-            <w:shd w:fill="D9EAD3"/>
-            <w:vAlign w:val="center"/>
-            <w:tcMar>
-              <w:top w:w="45" w:type="dxa"/>
-              <w:start w:w="45" w:type="dxa"/>
-              <w:bottom w:w="45" w:type="dxa"/>
-              <w:end w:w="45" w:type="dxa"/>
-            </w:tcMar>
+            <w:tcW w:type="dxa" w:w="2663"/>
+            <w:shd w:fill="EDE7F6"/>
           </w:tcPr>
           <w:p>
-            <w:pPr>
-              <w:jc w:val="center"/>
-            </w:pPr>
             <w:r>
-              <w:rPr>
-                <w:b/>
-                <w:sz w:val="15"/>
-              </w:rPr>
-              <w:t>Non évalué</w:t>
+              <w:t>Réussi / en progrès</w:t>
             </w:r>
           </w:p>
         </w:tc>
         <w:tc>
           <w:tcPr>
-            <w:tcW w:type="dxa" w:w="850"/>
-            <w:shd w:fill="D9EAD3"/>
-            <w:vAlign w:val="center"/>
-            <w:tcMar>
-              <w:top w:w="45" w:type="dxa"/>
-              <w:start w:w="45" w:type="dxa"/>
-              <w:bottom w:w="45" w:type="dxa"/>
-              <w:end w:w="45" w:type="dxa"/>
-            </w:tcMar>
+            <w:tcW w:type="dxa" w:w="2663"/>
+            <w:shd w:fill="EDE7F6"/>
           </w:tcPr>
           <w:p>
-            <w:pPr>
-              <w:jc w:val="center"/>
-            </w:pPr>
             <w:r>
-              <w:rPr>
-                <w:b/>
-                <w:sz w:val="15"/>
-              </w:rPr>
-              <w:t>À renforcer</w:t>
-            </w:r>
-          </w:p>
-        </w:tc>
-        <w:tc>
-          <w:tcPr>
-            <w:tcW w:type="dxa" w:w="765"/>
-            <w:shd w:fill="D9EAD3"/>
-            <w:vAlign w:val="center"/>
-            <w:tcMar>
-              <w:top w:w="45" w:type="dxa"/>
-              <w:start w:w="45" w:type="dxa"/>
-              <w:bottom w:w="45" w:type="dxa"/>
-              <w:end w:w="45" w:type="dxa"/>
-            </w:tcMar>
-          </w:tcPr>
-          <w:p>
-            <w:pPr>
-              <w:jc w:val="center"/>
-            </w:pPr>
-            <w:r>
-              <w:rPr>
-                <w:b/>
-                <w:sz w:val="15"/>
-              </w:rPr>
-              <w:t>En cours</w:t>
-            </w:r>
-          </w:p>
-        </w:tc>
-        <w:tc>
-          <w:tcPr>
-            <w:tcW w:type="dxa" w:w="709"/>
-            <w:shd w:fill="D9EAD3"/>
-            <w:vAlign w:val="center"/>
-            <w:tcMar>
-              <w:top w:w="45" w:type="dxa"/>
-              <w:start w:w="45" w:type="dxa"/>
-              <w:bottom w:w="45" w:type="dxa"/>
-              <w:end w:w="45" w:type="dxa"/>
-            </w:tcMar>
-          </w:tcPr>
-          <w:p>
-            <w:pPr>
-              <w:jc w:val="center"/>
-            </w:pPr>
-            <w:r>
-              <w:rPr>
-                <w:b/>
-                <w:sz w:val="15"/>
-              </w:rPr>
-              <w:t>Acquis</w:t>
+              <w:t>Observation</w:t>
             </w:r>
           </w:p>
         </w:tc>
@@ -225,166 +122,47 @@
       <w:tr>
         <w:tc>
           <w:tcPr>
-            <w:tcW w:type="dxa" w:w="992"/>
-            <w:vAlign w:val="center"/>
-            <w:tcMar>
-              <w:top w:w="30" w:type="dxa"/>
-              <w:start w:w="35" w:type="dxa"/>
-              <w:bottom w:w="30" w:type="dxa"/>
-              <w:end w:w="35" w:type="dxa"/>
-            </w:tcMar>
+            <w:tcW w:type="dxa" w:w="2663"/>
           </w:tcPr>
           <w:p>
-            <w:pPr>
-              <w:spacing w:before="0" w:after="0" w:line="204" w:lineRule="auto"/>
-            </w:pPr>
             <w:r>
-              <w:rPr>
-                <w:sz w:val="13"/>
-              </w:rPr>
-              <w:t>NUM-P5-01</w:t>
+              <w:t>🆕 NUM-P5-01</w:t>
             </w:r>
           </w:p>
         </w:tc>
         <w:tc>
           <w:tcPr>
-            <w:tcW w:type="dxa" w:w="2551"/>
-            <w:vAlign w:val="center"/>
-            <w:tcMar>
-              <w:top w:w="30" w:type="dxa"/>
-              <w:start w:w="35" w:type="dxa"/>
-              <w:bottom w:w="30" w:type="dxa"/>
-              <w:end w:w="35" w:type="dxa"/>
-            </w:tcMar>
+            <w:tcW w:type="dxa" w:w="2663"/>
           </w:tcPr>
           <w:p>
-            <w:pPr>
-              <w:spacing w:before="0" w:after="0" w:line="204" w:lineRule="auto"/>
-            </w:pPr>
             <w:r>
-              <w:rPr>
-                <w:sz w:val="13"/>
-              </w:rPr>
               <w:t>Mobiliser toutes les représentations des nombres</w:t>
             </w:r>
           </w:p>
         </w:tc>
         <w:tc>
           <w:tcPr>
-            <w:tcW w:type="dxa" w:w="3515"/>
-            <w:vAlign w:val="center"/>
-            <w:tcMar>
-              <w:top w:w="30" w:type="dxa"/>
-              <w:start w:w="35" w:type="dxa"/>
-              <w:bottom w:w="30" w:type="dxa"/>
-              <w:end w:w="35" w:type="dxa"/>
-            </w:tcMar>
+            <w:tcW w:type="dxa" w:w="2663"/>
           </w:tcPr>
           <w:p>
-            <w:pPr>
-              <w:spacing w:before="0" w:after="0" w:line="204" w:lineRule="auto"/>
-            </w:pPr>
             <w:r>
-              <w:rPr>
-                <w:sz w:val="13"/>
-              </w:rPr>
-              <w:t>Passe correctement d’une représentation du nombre à une autre.</w:t>
+              <w:t>☐ Réussi</w:t>
+              <w:br/>
+              <w:t>☐ En progrès</w:t>
+              <w:br/>
+              <w:t>☐ À reprendre</w:t>
             </w:r>
           </w:p>
         </w:tc>
         <w:tc>
           <w:tcPr>
-            <w:tcW w:type="dxa" w:w="794"/>
-            <w:vAlign w:val="center"/>
-            <w:tcMar>
-              <w:top w:w="30" w:type="dxa"/>
-              <w:start w:w="35" w:type="dxa"/>
-              <w:bottom w:w="30" w:type="dxa"/>
-              <w:end w:w="35" w:type="dxa"/>
-            </w:tcMar>
+            <w:tcW w:type="dxa" w:w="2663"/>
           </w:tcPr>
           <w:p>
-            <w:pPr>
-              <w:spacing w:before="0" w:after="0" w:line="204" w:lineRule="auto"/>
-              <w:jc w:val="center"/>
-            </w:pPr>
             <w:r>
-              <w:rPr>
-                <w:sz w:val="20"/>
-              </w:rPr>
-              <w:t>☐</w:t>
-            </w:r>
-          </w:p>
-        </w:tc>
-        <w:tc>
-          <w:tcPr>
-            <w:tcW w:type="dxa" w:w="850"/>
-            <w:vAlign w:val="center"/>
-            <w:tcMar>
-              <w:top w:w="30" w:type="dxa"/>
-              <w:start w:w="35" w:type="dxa"/>
-              <w:bottom w:w="30" w:type="dxa"/>
-              <w:end w:w="35" w:type="dxa"/>
-            </w:tcMar>
-          </w:tcPr>
-          <w:p>
-            <w:pPr>
-              <w:spacing w:before="0" w:after="0" w:line="204" w:lineRule="auto"/>
-              <w:jc w:val="center"/>
-            </w:pPr>
-            <w:r>
-              <w:rPr>
-                <w:sz w:val="20"/>
-              </w:rPr>
-              <w:t>☐</w:t>
-            </w:r>
-          </w:p>
-        </w:tc>
-        <w:tc>
-          <w:tcPr>
-            <w:tcW w:type="dxa" w:w="765"/>
-            <w:vAlign w:val="center"/>
-            <w:tcMar>
-              <w:top w:w="30" w:type="dxa"/>
-              <w:start w:w="35" w:type="dxa"/>
-              <w:bottom w:w="30" w:type="dxa"/>
-              <w:end w:w="35" w:type="dxa"/>
-            </w:tcMar>
-          </w:tcPr>
-          <w:p>
-            <w:pPr>
-              <w:spacing w:before="0" w:after="0" w:line="204" w:lineRule="auto"/>
-              <w:jc w:val="center"/>
-            </w:pPr>
-            <w:r>
-              <w:rPr>
-                <w:sz w:val="20"/>
-              </w:rPr>
-              <w:t>☐</w:t>
-            </w:r>
-          </w:p>
-        </w:tc>
-        <w:tc>
-          <w:tcPr>
-            <w:tcW w:type="dxa" w:w="709"/>
-            <w:vAlign w:val="center"/>
-            <w:tcMar>
-              <w:top w:w="30" w:type="dxa"/>
-              <w:start w:w="35" w:type="dxa"/>
-              <w:bottom w:w="30" w:type="dxa"/>
-              <w:end w:w="35" w:type="dxa"/>
-            </w:tcMar>
-          </w:tcPr>
-          <w:p>
-            <w:pPr>
-              <w:spacing w:before="0" w:after="0" w:line="204" w:lineRule="auto"/>
-              <w:jc w:val="center"/>
-            </w:pPr>
-            <w:r>
-              <w:rPr>
-                <w:sz w:val="20"/>
-              </w:rPr>
-              <w:t>☐</w:t>
+              <w:t>Passe correctement entre écriture chiffrée, lettres, décomposition et repérage.</w:t>
+              <w:br/>
+              <w:br/>
             </w:r>
           </w:p>
         </w:tc>
@@ -392,166 +170,47 @@
       <w:tr>
         <w:tc>
           <w:tcPr>
-            <w:tcW w:type="dxa" w:w="992"/>
-            <w:vAlign w:val="center"/>
-            <w:tcMar>
-              <w:top w:w="30" w:type="dxa"/>
-              <w:start w:w="35" w:type="dxa"/>
-              <w:bottom w:w="30" w:type="dxa"/>
-              <w:end w:w="35" w:type="dxa"/>
-            </w:tcMar>
+            <w:tcW w:type="dxa" w:w="2663"/>
           </w:tcPr>
           <w:p>
-            <w:pPr>
-              <w:spacing w:before="0" w:after="0" w:line="204" w:lineRule="auto"/>
-            </w:pPr>
             <w:r>
-              <w:rPr>
-                <w:sz w:val="13"/>
-              </w:rPr>
-              <w:t>NUM-P5-02</w:t>
+              <w:t>🆕 PRO-P5-02</w:t>
             </w:r>
           </w:p>
         </w:tc>
         <w:tc>
           <w:tcPr>
-            <w:tcW w:type="dxa" w:w="2551"/>
-            <w:vAlign w:val="center"/>
-            <w:tcMar>
-              <w:top w:w="30" w:type="dxa"/>
-              <w:start w:w="35" w:type="dxa"/>
-              <w:bottom w:w="30" w:type="dxa"/>
-              <w:end w:w="35" w:type="dxa"/>
-            </w:tcMar>
+            <w:tcW w:type="dxa" w:w="2663"/>
           </w:tcPr>
           <w:p>
-            <w:pPr>
-              <w:spacing w:before="0" w:after="0" w:line="204" w:lineRule="auto"/>
-            </w:pPr>
             <w:r>
-              <w:rPr>
-                <w:sz w:val="13"/>
-              </w:rPr>
-              <w:t>Comparer, encadrer et ordonner avec autonomie</w:t>
+              <w:t>Résoudre un problème complexe ou atypique</w:t>
             </w:r>
           </w:p>
         </w:tc>
         <w:tc>
           <w:tcPr>
-            <w:tcW w:type="dxa" w:w="3515"/>
-            <w:vAlign w:val="center"/>
-            <w:tcMar>
-              <w:top w:w="30" w:type="dxa"/>
-              <w:start w:w="35" w:type="dxa"/>
-              <w:bottom w:w="30" w:type="dxa"/>
-              <w:end w:w="35" w:type="dxa"/>
-            </w:tcMar>
+            <w:tcW w:type="dxa" w:w="2663"/>
           </w:tcPr>
           <w:p>
-            <w:pPr>
-              <w:spacing w:before="0" w:after="0" w:line="204" w:lineRule="auto"/>
-            </w:pPr>
             <w:r>
-              <w:rPr>
-                <w:sz w:val="13"/>
-              </w:rPr>
-              <w:t>Compare, ordonne et choisit des bornes adaptées en mobilisant la valeur de position.</w:t>
+              <w:t>☐ Réussi</w:t>
+              <w:br/>
+              <w:t>☐ En progrès</w:t>
+              <w:br/>
+              <w:t>☐ À reprendre</w:t>
             </w:r>
           </w:p>
         </w:tc>
         <w:tc>
           <w:tcPr>
-            <w:tcW w:type="dxa" w:w="794"/>
-            <w:vAlign w:val="center"/>
-            <w:tcMar>
-              <w:top w:w="30" w:type="dxa"/>
-              <w:start w:w="35" w:type="dxa"/>
-              <w:bottom w:w="30" w:type="dxa"/>
-              <w:end w:w="35" w:type="dxa"/>
-            </w:tcMar>
+            <w:tcW w:type="dxa" w:w="2663"/>
           </w:tcPr>
           <w:p>
-            <w:pPr>
-              <w:spacing w:before="0" w:after="0" w:line="204" w:lineRule="auto"/>
-              <w:jc w:val="center"/>
-            </w:pPr>
             <w:r>
-              <w:rPr>
-                <w:sz w:val="20"/>
-              </w:rPr>
-              <w:t>☐</w:t>
-            </w:r>
-          </w:p>
-        </w:tc>
-        <w:tc>
-          <w:tcPr>
-            <w:tcW w:type="dxa" w:w="850"/>
-            <w:vAlign w:val="center"/>
-            <w:tcMar>
-              <w:top w:w="30" w:type="dxa"/>
-              <w:start w:w="35" w:type="dxa"/>
-              <w:bottom w:w="30" w:type="dxa"/>
-              <w:end w:w="35" w:type="dxa"/>
-            </w:tcMar>
-          </w:tcPr>
-          <w:p>
-            <w:pPr>
-              <w:spacing w:before="0" w:after="0" w:line="204" w:lineRule="auto"/>
-              <w:jc w:val="center"/>
-            </w:pPr>
-            <w:r>
-              <w:rPr>
-                <w:sz w:val="20"/>
-              </w:rPr>
-              <w:t>☐</w:t>
-            </w:r>
-          </w:p>
-        </w:tc>
-        <w:tc>
-          <w:tcPr>
-            <w:tcW w:type="dxa" w:w="765"/>
-            <w:vAlign w:val="center"/>
-            <w:tcMar>
-              <w:top w:w="30" w:type="dxa"/>
-              <w:start w:w="35" w:type="dxa"/>
-              <w:bottom w:w="30" w:type="dxa"/>
-              <w:end w:w="35" w:type="dxa"/>
-            </w:tcMar>
-          </w:tcPr>
-          <w:p>
-            <w:pPr>
-              <w:spacing w:before="0" w:after="0" w:line="204" w:lineRule="auto"/>
-              <w:jc w:val="center"/>
-            </w:pPr>
-            <w:r>
-              <w:rPr>
-                <w:sz w:val="20"/>
-              </w:rPr>
-              <w:t>☐</w:t>
-            </w:r>
-          </w:p>
-        </w:tc>
-        <w:tc>
-          <w:tcPr>
-            <w:tcW w:type="dxa" w:w="709"/>
-            <w:vAlign w:val="center"/>
-            <w:tcMar>
-              <w:top w:w="30" w:type="dxa"/>
-              <w:start w:w="35" w:type="dxa"/>
-              <w:bottom w:w="30" w:type="dxa"/>
-              <w:end w:w="35" w:type="dxa"/>
-            </w:tcMar>
-          </w:tcPr>
-          <w:p>
-            <w:pPr>
-              <w:spacing w:before="0" w:after="0" w:line="204" w:lineRule="auto"/>
-              <w:jc w:val="center"/>
-            </w:pPr>
-            <w:r>
-              <w:rPr>
-                <w:sz w:val="20"/>
-              </w:rPr>
-              <w:t>☐</w:t>
+              <w:t>Cherche, organise, vérifie et explique une démarche pertinente.</w:t>
+              <w:br/>
+              <w:br/>
             </w:r>
           </w:p>
         </w:tc>
@@ -559,166 +218,47 @@
       <w:tr>
         <w:tc>
           <w:tcPr>
-            <w:tcW w:type="dxa" w:w="992"/>
-            <w:vAlign w:val="center"/>
-            <w:tcMar>
-              <w:top w:w="30" w:type="dxa"/>
-              <w:start w:w="35" w:type="dxa"/>
-              <w:bottom w:w="30" w:type="dxa"/>
-              <w:end w:w="35" w:type="dxa"/>
-            </w:tcMar>
+            <w:tcW w:type="dxa" w:w="2663"/>
           </w:tcPr>
           <w:p>
-            <w:pPr>
-              <w:spacing w:before="0" w:after="0" w:line="204" w:lineRule="auto"/>
-            </w:pPr>
             <w:r>
-              <w:rPr>
-                <w:sz w:val="13"/>
-              </w:rPr>
-              <w:t>FRA-P5-01</w:t>
+              <w:t>🔁 OPE-P4-02</w:t>
             </w:r>
           </w:p>
         </w:tc>
         <w:tc>
           <w:tcPr>
-            <w:tcW w:type="dxa" w:w="2551"/>
-            <w:vAlign w:val="center"/>
-            <w:tcMar>
-              <w:top w:w="30" w:type="dxa"/>
-              <w:start w:w="35" w:type="dxa"/>
-              <w:bottom w:w="30" w:type="dxa"/>
-              <w:end w:w="35" w:type="dxa"/>
-            </w:tcMar>
+            <w:tcW w:type="dxa" w:w="2663"/>
           </w:tcPr>
           <w:p>
-            <w:pPr>
-              <w:spacing w:before="0" w:after="0" w:line="204" w:lineRule="auto"/>
-            </w:pPr>
             <w:r>
-              <w:rPr>
-                <w:sz w:val="13"/>
-              </w:rPr>
-              <w:t>Calculer une fraction simple d’un nombre entier</w:t>
+              <w:t>Comprendre le sens de la division</w:t>
             </w:r>
           </w:p>
         </w:tc>
         <w:tc>
           <w:tcPr>
-            <w:tcW w:type="dxa" w:w="3515"/>
-            <w:vAlign w:val="center"/>
-            <w:tcMar>
-              <w:top w:w="30" w:type="dxa"/>
-              <w:start w:w="35" w:type="dxa"/>
-              <w:bottom w:w="30" w:type="dxa"/>
-              <w:end w:w="35" w:type="dxa"/>
-            </w:tcMar>
+            <w:tcW w:type="dxa" w:w="2663"/>
           </w:tcPr>
           <w:p>
-            <w:pPr>
-              <w:spacing w:before="0" w:after="0" w:line="204" w:lineRule="auto"/>
-            </w:pPr>
             <w:r>
-              <w:rPr>
-                <w:sz w:val="13"/>
-              </w:rPr>
-              <w:t>Partage équitablement une quantité puis prend le nombre de parts demandé.</w:t>
+              <w:t>☐ Réussi</w:t>
+              <w:br/>
+              <w:t>☐ En progrès</w:t>
+              <w:br/>
+              <w:t>☐ À reprendre</w:t>
             </w:r>
           </w:p>
         </w:tc>
         <w:tc>
           <w:tcPr>
-            <w:tcW w:type="dxa" w:w="794"/>
-            <w:vAlign w:val="center"/>
-            <w:tcMar>
-              <w:top w:w="30" w:type="dxa"/>
-              <w:start w:w="35" w:type="dxa"/>
-              <w:bottom w:w="30" w:type="dxa"/>
-              <w:end w:w="35" w:type="dxa"/>
-            </w:tcMar>
+            <w:tcW w:type="dxa" w:w="2663"/>
           </w:tcPr>
           <w:p>
-            <w:pPr>
-              <w:spacing w:before="0" w:after="0" w:line="204" w:lineRule="auto"/>
-              <w:jc w:val="center"/>
-            </w:pPr>
             <w:r>
-              <w:rPr>
-                <w:sz w:val="20"/>
-              </w:rPr>
-              <w:t>☐</w:t>
-            </w:r>
-          </w:p>
-        </w:tc>
-        <w:tc>
-          <w:tcPr>
-            <w:tcW w:type="dxa" w:w="850"/>
-            <w:vAlign w:val="center"/>
-            <w:tcMar>
-              <w:top w:w="30" w:type="dxa"/>
-              <w:start w:w="35" w:type="dxa"/>
-              <w:bottom w:w="30" w:type="dxa"/>
-              <w:end w:w="35" w:type="dxa"/>
-            </w:tcMar>
-          </w:tcPr>
-          <w:p>
-            <w:pPr>
-              <w:spacing w:before="0" w:after="0" w:line="204" w:lineRule="auto"/>
-              <w:jc w:val="center"/>
-            </w:pPr>
-            <w:r>
-              <w:rPr>
-                <w:sz w:val="20"/>
-              </w:rPr>
-              <w:t>☐</w:t>
-            </w:r>
-          </w:p>
-        </w:tc>
-        <w:tc>
-          <w:tcPr>
-            <w:tcW w:type="dxa" w:w="765"/>
-            <w:vAlign w:val="center"/>
-            <w:tcMar>
-              <w:top w:w="30" w:type="dxa"/>
-              <w:start w:w="35" w:type="dxa"/>
-              <w:bottom w:w="30" w:type="dxa"/>
-              <w:end w:w="35" w:type="dxa"/>
-            </w:tcMar>
-          </w:tcPr>
-          <w:p>
-            <w:pPr>
-              <w:spacing w:before="0" w:after="0" w:line="204" w:lineRule="auto"/>
-              <w:jc w:val="center"/>
-            </w:pPr>
-            <w:r>
-              <w:rPr>
-                <w:sz w:val="20"/>
-              </w:rPr>
-              <w:t>☐</w:t>
-            </w:r>
-          </w:p>
-        </w:tc>
-        <w:tc>
-          <w:tcPr>
-            <w:tcW w:type="dxa" w:w="709"/>
-            <w:vAlign w:val="center"/>
-            <w:tcMar>
-              <w:top w:w="30" w:type="dxa"/>
-              <w:start w:w="35" w:type="dxa"/>
-              <w:bottom w:w="30" w:type="dxa"/>
-              <w:end w:w="35" w:type="dxa"/>
-            </w:tcMar>
-          </w:tcPr>
-          <w:p>
-            <w:pPr>
-              <w:spacing w:before="0" w:after="0" w:line="204" w:lineRule="auto"/>
-              <w:jc w:val="center"/>
-            </w:pPr>
-            <w:r>
-              <w:rPr>
-                <w:sz w:val="20"/>
-              </w:rPr>
-              <w:t>☐</w:t>
+              <w:t>Acquis P4 : identifie une situation de partage/groupement et répond.</w:t>
+              <w:br/>
+              <w:br/>
             </w:r>
           </w:p>
         </w:tc>
@@ -726,2910 +266,60 @@
       <w:tr>
         <w:tc>
           <w:tcPr>
-            <w:tcW w:type="dxa" w:w="992"/>
-            <w:vAlign w:val="center"/>
-            <w:tcMar>
-              <w:top w:w="30" w:type="dxa"/>
-              <w:start w:w="35" w:type="dxa"/>
-              <w:bottom w:w="30" w:type="dxa"/>
-              <w:end w:w="35" w:type="dxa"/>
-            </w:tcMar>
+            <w:tcW w:type="dxa" w:w="2663"/>
           </w:tcPr>
           <w:p>
-            <w:pPr>
-              <w:spacing w:before="0" w:after="0" w:line="204" w:lineRule="auto"/>
-            </w:pPr>
             <w:r>
-              <w:rPr>
-                <w:sz w:val="13"/>
-              </w:rPr>
-              <w:t>FRA-P5-02</w:t>
+              <w:t>🔁 OPE-P3-01</w:t>
             </w:r>
           </w:p>
         </w:tc>
         <w:tc>
           <w:tcPr>
-            <w:tcW w:type="dxa" w:w="2551"/>
-            <w:vAlign w:val="center"/>
-            <w:tcMar>
-              <w:top w:w="30" w:type="dxa"/>
-              <w:start w:w="35" w:type="dxa"/>
-              <w:bottom w:w="30" w:type="dxa"/>
-              <w:end w:w="35" w:type="dxa"/>
-            </w:tcMar>
+            <w:tcW w:type="dxa" w:w="2663"/>
           </w:tcPr>
           <w:p>
-            <w:pPr>
-              <w:spacing w:before="0" w:after="0" w:line="204" w:lineRule="auto"/>
-            </w:pPr>
             <w:r>
-              <w:rPr>
-                <w:sz w:val="13"/>
-              </w:rPr>
-              <w:t>Mobiliser les fractions jusqu’au dénominateur 12</w:t>
+              <w:t>Poser une multiplication par un chiffre</w:t>
             </w:r>
           </w:p>
         </w:tc>
         <w:tc>
           <w:tcPr>
-            <w:tcW w:type="dxa" w:w="3515"/>
-            <w:vAlign w:val="center"/>
-            <w:tcMar>
-              <w:top w:w="30" w:type="dxa"/>
-              <w:start w:w="35" w:type="dxa"/>
-              <w:bottom w:w="30" w:type="dxa"/>
-              <w:end w:w="35" w:type="dxa"/>
-            </w:tcMar>
+            <w:tcW w:type="dxa" w:w="2663"/>
           </w:tcPr>
           <w:p>
-            <w:pPr>
-              <w:spacing w:before="0" w:after="0" w:line="204" w:lineRule="auto"/>
-            </w:pPr>
             <w:r>
-              <w:rPr>
-                <w:sz w:val="13"/>
-              </w:rPr>
-              <w:t>Représente, place et compare correctement des fractions simples.</w:t>
+              <w:t>☐ Réussi</w:t>
+              <w:br/>
+              <w:t>☐ En progrès</w:t>
+              <w:br/>
+              <w:t>☐ À reprendre</w:t>
             </w:r>
           </w:p>
         </w:tc>
         <w:tc>
           <w:tcPr>
-            <w:tcW w:type="dxa" w:w="794"/>
-            <w:vAlign w:val="center"/>
-            <w:tcMar>
-              <w:top w:w="30" w:type="dxa"/>
-              <w:start w:w="35" w:type="dxa"/>
-              <w:bottom w:w="30" w:type="dxa"/>
-              <w:end w:w="35" w:type="dxa"/>
-            </w:tcMar>
+            <w:tcW w:type="dxa" w:w="2663"/>
           </w:tcPr>
           <w:p>
-            <w:pPr>
-              <w:spacing w:before="0" w:after="0" w:line="204" w:lineRule="auto"/>
-              <w:jc w:val="center"/>
-            </w:pPr>
             <w:r>
-              <w:rPr>
-                <w:sz w:val="20"/>
-              </w:rPr>
-              <w:t>☐</w:t>
-            </w:r>
-          </w:p>
-        </w:tc>
-        <w:tc>
-          <w:tcPr>
-            <w:tcW w:type="dxa" w:w="850"/>
-            <w:vAlign w:val="center"/>
-            <w:tcMar>
-              <w:top w:w="30" w:type="dxa"/>
-              <w:start w:w="35" w:type="dxa"/>
-              <w:bottom w:w="30" w:type="dxa"/>
-              <w:end w:w="35" w:type="dxa"/>
-            </w:tcMar>
-          </w:tcPr>
-          <w:p>
-            <w:pPr>
-              <w:spacing w:before="0" w:after="0" w:line="204" w:lineRule="auto"/>
-              <w:jc w:val="center"/>
-            </w:pPr>
-            <w:r>
-              <w:rPr>
-                <w:sz w:val="20"/>
-              </w:rPr>
-              <w:t>☐</w:t>
-            </w:r>
-          </w:p>
-        </w:tc>
-        <w:tc>
-          <w:tcPr>
-            <w:tcW w:type="dxa" w:w="765"/>
-            <w:vAlign w:val="center"/>
-            <w:tcMar>
-              <w:top w:w="30" w:type="dxa"/>
-              <w:start w:w="35" w:type="dxa"/>
-              <w:bottom w:w="30" w:type="dxa"/>
-              <w:end w:w="35" w:type="dxa"/>
-            </w:tcMar>
-          </w:tcPr>
-          <w:p>
-            <w:pPr>
-              <w:spacing w:before="0" w:after="0" w:line="204" w:lineRule="auto"/>
-              <w:jc w:val="center"/>
-            </w:pPr>
-            <w:r>
-              <w:rPr>
-                <w:sz w:val="20"/>
-              </w:rPr>
-              <w:t>☐</w:t>
-            </w:r>
-          </w:p>
-        </w:tc>
-        <w:tc>
-          <w:tcPr>
-            <w:tcW w:type="dxa" w:w="709"/>
-            <w:vAlign w:val="center"/>
-            <w:tcMar>
-              <w:top w:w="30" w:type="dxa"/>
-              <w:start w:w="35" w:type="dxa"/>
-              <w:bottom w:w="30" w:type="dxa"/>
-              <w:end w:w="35" w:type="dxa"/>
-            </w:tcMar>
-          </w:tcPr>
-          <w:p>
-            <w:pPr>
-              <w:spacing w:before="0" w:after="0" w:line="204" w:lineRule="auto"/>
-              <w:jc w:val="center"/>
-            </w:pPr>
-            <w:r>
-              <w:rPr>
-                <w:sz w:val="20"/>
-              </w:rPr>
-              <w:t>☐</w:t>
-            </w:r>
-          </w:p>
-        </w:tc>
-      </w:tr>
-      <w:tr>
-        <w:tc>
-          <w:tcPr>
-            <w:tcW w:type="dxa" w:w="992"/>
-            <w:vAlign w:val="center"/>
-            <w:tcMar>
-              <w:top w:w="30" w:type="dxa"/>
-              <w:start w:w="35" w:type="dxa"/>
-              <w:bottom w:w="30" w:type="dxa"/>
-              <w:end w:w="35" w:type="dxa"/>
-            </w:tcMar>
-          </w:tcPr>
-          <w:p>
-            <w:pPr>
-              <w:spacing w:before="0" w:after="0" w:line="204" w:lineRule="auto"/>
-            </w:pPr>
-            <w:r>
-              <w:rPr>
-                <w:sz w:val="13"/>
-              </w:rPr>
-              <w:t>CAL-P5-01</w:t>
-            </w:r>
-          </w:p>
-        </w:tc>
-        <w:tc>
-          <w:tcPr>
-            <w:tcW w:type="dxa" w:w="2551"/>
-            <w:vAlign w:val="center"/>
-            <w:tcMar>
-              <w:top w:w="30" w:type="dxa"/>
-              <w:start w:w="35" w:type="dxa"/>
-              <w:bottom w:w="30" w:type="dxa"/>
-              <w:end w:w="35" w:type="dxa"/>
-            </w:tcMar>
-          </w:tcPr>
-          <w:p>
-            <w:pPr>
-              <w:spacing w:before="0" w:after="0" w:line="204" w:lineRule="auto"/>
-            </w:pPr>
-            <w:r>
-              <w:rPr>
-                <w:sz w:val="13"/>
-              </w:rPr>
-              <w:t>Automatiser les faits numériques étudiés</w:t>
-            </w:r>
-          </w:p>
-        </w:tc>
-        <w:tc>
-          <w:tcPr>
-            <w:tcW w:type="dxa" w:w="3515"/>
-            <w:vAlign w:val="center"/>
-            <w:tcMar>
-              <w:top w:w="30" w:type="dxa"/>
-              <w:start w:w="35" w:type="dxa"/>
-              <w:bottom w:w="30" w:type="dxa"/>
-              <w:end w:w="35" w:type="dxa"/>
-            </w:tcMar>
-          </w:tcPr>
-          <w:p>
-            <w:pPr>
-              <w:spacing w:before="0" w:after="0" w:line="204" w:lineRule="auto"/>
-            </w:pPr>
-            <w:r>
-              <w:rPr>
-                <w:sz w:val="13"/>
-              </w:rPr>
-              <w:t>Mobilise rapidement et avec exactitude les faits additifs et multiplicatifs étudiés.</w:t>
-            </w:r>
-          </w:p>
-        </w:tc>
-        <w:tc>
-          <w:tcPr>
-            <w:tcW w:type="dxa" w:w="794"/>
-            <w:vAlign w:val="center"/>
-            <w:tcMar>
-              <w:top w:w="30" w:type="dxa"/>
-              <w:start w:w="35" w:type="dxa"/>
-              <w:bottom w:w="30" w:type="dxa"/>
-              <w:end w:w="35" w:type="dxa"/>
-            </w:tcMar>
-          </w:tcPr>
-          <w:p>
-            <w:pPr>
-              <w:spacing w:before="0" w:after="0" w:line="204" w:lineRule="auto"/>
-              <w:jc w:val="center"/>
-            </w:pPr>
-            <w:r>
-              <w:rPr>
-                <w:sz w:val="20"/>
-              </w:rPr>
-              <w:t>☐</w:t>
-            </w:r>
-          </w:p>
-        </w:tc>
-        <w:tc>
-          <w:tcPr>
-            <w:tcW w:type="dxa" w:w="850"/>
-            <w:vAlign w:val="center"/>
-            <w:tcMar>
-              <w:top w:w="30" w:type="dxa"/>
-              <w:start w:w="35" w:type="dxa"/>
-              <w:bottom w:w="30" w:type="dxa"/>
-              <w:end w:w="35" w:type="dxa"/>
-            </w:tcMar>
-          </w:tcPr>
-          <w:p>
-            <w:pPr>
-              <w:spacing w:before="0" w:after="0" w:line="204" w:lineRule="auto"/>
-              <w:jc w:val="center"/>
-            </w:pPr>
-            <w:r>
-              <w:rPr>
-                <w:sz w:val="20"/>
-              </w:rPr>
-              <w:t>☐</w:t>
-            </w:r>
-          </w:p>
-        </w:tc>
-        <w:tc>
-          <w:tcPr>
-            <w:tcW w:type="dxa" w:w="765"/>
-            <w:vAlign w:val="center"/>
-            <w:tcMar>
-              <w:top w:w="30" w:type="dxa"/>
-              <w:start w:w="35" w:type="dxa"/>
-              <w:bottom w:w="30" w:type="dxa"/>
-              <w:end w:w="35" w:type="dxa"/>
-            </w:tcMar>
-          </w:tcPr>
-          <w:p>
-            <w:pPr>
-              <w:spacing w:before="0" w:after="0" w:line="204" w:lineRule="auto"/>
-              <w:jc w:val="center"/>
-            </w:pPr>
-            <w:r>
-              <w:rPr>
-                <w:sz w:val="20"/>
-              </w:rPr>
-              <w:t>☐</w:t>
-            </w:r>
-          </w:p>
-        </w:tc>
-        <w:tc>
-          <w:tcPr>
-            <w:tcW w:type="dxa" w:w="709"/>
-            <w:vAlign w:val="center"/>
-            <w:tcMar>
-              <w:top w:w="30" w:type="dxa"/>
-              <w:start w:w="35" w:type="dxa"/>
-              <w:bottom w:w="30" w:type="dxa"/>
-              <w:end w:w="35" w:type="dxa"/>
-            </w:tcMar>
-          </w:tcPr>
-          <w:p>
-            <w:pPr>
-              <w:spacing w:before="0" w:after="0" w:line="204" w:lineRule="auto"/>
-              <w:jc w:val="center"/>
-            </w:pPr>
-            <w:r>
-              <w:rPr>
-                <w:sz w:val="20"/>
-              </w:rPr>
-              <w:t>☐</w:t>
-            </w:r>
-          </w:p>
-        </w:tc>
-      </w:tr>
-      <w:tr>
-        <w:tc>
-          <w:tcPr>
-            <w:tcW w:type="dxa" w:w="992"/>
-            <w:vAlign w:val="center"/>
-            <w:tcMar>
-              <w:top w:w="30" w:type="dxa"/>
-              <w:start w:w="35" w:type="dxa"/>
-              <w:bottom w:w="30" w:type="dxa"/>
-              <w:end w:w="35" w:type="dxa"/>
-            </w:tcMar>
-          </w:tcPr>
-          <w:p>
-            <w:pPr>
-              <w:spacing w:before="0" w:after="0" w:line="204" w:lineRule="auto"/>
-            </w:pPr>
-            <w:r>
-              <w:rPr>
-                <w:sz w:val="13"/>
-              </w:rPr>
-              <w:t>CAL-P5-02</w:t>
-            </w:r>
-          </w:p>
-        </w:tc>
-        <w:tc>
-          <w:tcPr>
-            <w:tcW w:type="dxa" w:w="2551"/>
-            <w:vAlign w:val="center"/>
-            <w:tcMar>
-              <w:top w:w="30" w:type="dxa"/>
-              <w:start w:w="35" w:type="dxa"/>
-              <w:bottom w:w="30" w:type="dxa"/>
-              <w:end w:w="35" w:type="dxa"/>
-            </w:tcMar>
-          </w:tcPr>
-          <w:p>
-            <w:pPr>
-              <w:spacing w:before="0" w:after="0" w:line="204" w:lineRule="auto"/>
-            </w:pPr>
-            <w:r>
-              <w:rPr>
-                <w:sz w:val="13"/>
-              </w:rPr>
-              <w:t>Combiner plusieurs procédures de calcul mental</w:t>
-            </w:r>
-          </w:p>
-        </w:tc>
-        <w:tc>
-          <w:tcPr>
-            <w:tcW w:type="dxa" w:w="3515"/>
-            <w:vAlign w:val="center"/>
-            <w:tcMar>
-              <w:top w:w="30" w:type="dxa"/>
-              <w:start w:w="35" w:type="dxa"/>
-              <w:bottom w:w="30" w:type="dxa"/>
-              <w:end w:w="35" w:type="dxa"/>
-            </w:tcMar>
-          </w:tcPr>
-          <w:p>
-            <w:pPr>
-              <w:spacing w:before="0" w:after="0" w:line="204" w:lineRule="auto"/>
-            </w:pPr>
-            <w:r>
-              <w:rPr>
-                <w:sz w:val="13"/>
-              </w:rPr>
-              <w:t>Combine décomposition, compensation et faits mémorisés avec une stratégie efficace.</w:t>
-            </w:r>
-          </w:p>
-        </w:tc>
-        <w:tc>
-          <w:tcPr>
-            <w:tcW w:type="dxa" w:w="794"/>
-            <w:vAlign w:val="center"/>
-            <w:tcMar>
-              <w:top w:w="30" w:type="dxa"/>
-              <w:start w:w="35" w:type="dxa"/>
-              <w:bottom w:w="30" w:type="dxa"/>
-              <w:end w:w="35" w:type="dxa"/>
-            </w:tcMar>
-          </w:tcPr>
-          <w:p>
-            <w:pPr>
-              <w:spacing w:before="0" w:after="0" w:line="204" w:lineRule="auto"/>
-              <w:jc w:val="center"/>
-            </w:pPr>
-            <w:r>
-              <w:rPr>
-                <w:sz w:val="20"/>
-              </w:rPr>
-              <w:t>☐</w:t>
-            </w:r>
-          </w:p>
-        </w:tc>
-        <w:tc>
-          <w:tcPr>
-            <w:tcW w:type="dxa" w:w="850"/>
-            <w:vAlign w:val="center"/>
-            <w:tcMar>
-              <w:top w:w="30" w:type="dxa"/>
-              <w:start w:w="35" w:type="dxa"/>
-              <w:bottom w:w="30" w:type="dxa"/>
-              <w:end w:w="35" w:type="dxa"/>
-            </w:tcMar>
-          </w:tcPr>
-          <w:p>
-            <w:pPr>
-              <w:spacing w:before="0" w:after="0" w:line="204" w:lineRule="auto"/>
-              <w:jc w:val="center"/>
-            </w:pPr>
-            <w:r>
-              <w:rPr>
-                <w:sz w:val="20"/>
-              </w:rPr>
-              <w:t>☐</w:t>
-            </w:r>
-          </w:p>
-        </w:tc>
-        <w:tc>
-          <w:tcPr>
-            <w:tcW w:type="dxa" w:w="765"/>
-            <w:vAlign w:val="center"/>
-            <w:tcMar>
-              <w:top w:w="30" w:type="dxa"/>
-              <w:start w:w="35" w:type="dxa"/>
-              <w:bottom w:w="30" w:type="dxa"/>
-              <w:end w:w="35" w:type="dxa"/>
-            </w:tcMar>
-          </w:tcPr>
-          <w:p>
-            <w:pPr>
-              <w:spacing w:before="0" w:after="0" w:line="204" w:lineRule="auto"/>
-              <w:jc w:val="center"/>
-            </w:pPr>
-            <w:r>
-              <w:rPr>
-                <w:sz w:val="20"/>
-              </w:rPr>
-              <w:t>☐</w:t>
-            </w:r>
-          </w:p>
-        </w:tc>
-        <w:tc>
-          <w:tcPr>
-            <w:tcW w:type="dxa" w:w="709"/>
-            <w:vAlign w:val="center"/>
-            <w:tcMar>
-              <w:top w:w="30" w:type="dxa"/>
-              <w:start w:w="35" w:type="dxa"/>
-              <w:bottom w:w="30" w:type="dxa"/>
-              <w:end w:w="35" w:type="dxa"/>
-            </w:tcMar>
-          </w:tcPr>
-          <w:p>
-            <w:pPr>
-              <w:spacing w:before="0" w:after="0" w:line="204" w:lineRule="auto"/>
-              <w:jc w:val="center"/>
-            </w:pPr>
-            <w:r>
-              <w:rPr>
-                <w:sz w:val="20"/>
-              </w:rPr>
-              <w:t>☐</w:t>
-            </w:r>
-          </w:p>
-        </w:tc>
-      </w:tr>
-      <w:tr>
-        <w:tc>
-          <w:tcPr>
-            <w:tcW w:type="dxa" w:w="992"/>
-            <w:vAlign w:val="center"/>
-            <w:tcMar>
-              <w:top w:w="30" w:type="dxa"/>
-              <w:start w:w="35" w:type="dxa"/>
-              <w:bottom w:w="30" w:type="dxa"/>
-              <w:end w:w="35" w:type="dxa"/>
-            </w:tcMar>
-          </w:tcPr>
-          <w:p>
-            <w:pPr>
-              <w:spacing w:before="0" w:after="0" w:line="204" w:lineRule="auto"/>
-            </w:pPr>
-            <w:r>
-              <w:rPr>
-                <w:sz w:val="13"/>
-              </w:rPr>
-              <w:t>OPE-P5-01</w:t>
-            </w:r>
-          </w:p>
-        </w:tc>
-        <w:tc>
-          <w:tcPr>
-            <w:tcW w:type="dxa" w:w="2551"/>
-            <w:vAlign w:val="center"/>
-            <w:tcMar>
-              <w:top w:w="30" w:type="dxa"/>
-              <w:start w:w="35" w:type="dxa"/>
-              <w:bottom w:w="30" w:type="dxa"/>
-              <w:end w:w="35" w:type="dxa"/>
-            </w:tcMar>
-          </w:tcPr>
-          <w:p>
-            <w:pPr>
-              <w:spacing w:before="0" w:after="0" w:line="204" w:lineRule="auto"/>
-            </w:pPr>
-            <w:r>
-              <w:rPr>
-                <w:sz w:val="13"/>
-              </w:rPr>
-              <w:t>Choisir l’opération adaptée</w:t>
-            </w:r>
-          </w:p>
-        </w:tc>
-        <w:tc>
-          <w:tcPr>
-            <w:tcW w:type="dxa" w:w="3515"/>
-            <w:vAlign w:val="center"/>
-            <w:tcMar>
-              <w:top w:w="30" w:type="dxa"/>
-              <w:start w:w="35" w:type="dxa"/>
-              <w:bottom w:w="30" w:type="dxa"/>
-              <w:end w:w="35" w:type="dxa"/>
-            </w:tcMar>
-          </w:tcPr>
-          <w:p>
-            <w:pPr>
-              <w:spacing w:before="0" w:after="0" w:line="204" w:lineRule="auto"/>
-            </w:pPr>
-            <w:r>
-              <w:rPr>
-                <w:sz w:val="13"/>
-              </w:rPr>
-              <w:t>Identifie la structure de la situation et choisit l’opération pertinente.</w:t>
-            </w:r>
-          </w:p>
-        </w:tc>
-        <w:tc>
-          <w:tcPr>
-            <w:tcW w:type="dxa" w:w="794"/>
-            <w:vAlign w:val="center"/>
-            <w:tcMar>
-              <w:top w:w="30" w:type="dxa"/>
-              <w:start w:w="35" w:type="dxa"/>
-              <w:bottom w:w="30" w:type="dxa"/>
-              <w:end w:w="35" w:type="dxa"/>
-            </w:tcMar>
-          </w:tcPr>
-          <w:p>
-            <w:pPr>
-              <w:spacing w:before="0" w:after="0" w:line="204" w:lineRule="auto"/>
-              <w:jc w:val="center"/>
-            </w:pPr>
-            <w:r>
-              <w:rPr>
-                <w:sz w:val="20"/>
-              </w:rPr>
-              <w:t>☐</w:t>
-            </w:r>
-          </w:p>
-        </w:tc>
-        <w:tc>
-          <w:tcPr>
-            <w:tcW w:type="dxa" w:w="850"/>
-            <w:vAlign w:val="center"/>
-            <w:tcMar>
-              <w:top w:w="30" w:type="dxa"/>
-              <w:start w:w="35" w:type="dxa"/>
-              <w:bottom w:w="30" w:type="dxa"/>
-              <w:end w:w="35" w:type="dxa"/>
-            </w:tcMar>
-          </w:tcPr>
-          <w:p>
-            <w:pPr>
-              <w:spacing w:before="0" w:after="0" w:line="204" w:lineRule="auto"/>
-              <w:jc w:val="center"/>
-            </w:pPr>
-            <w:r>
-              <w:rPr>
-                <w:sz w:val="20"/>
-              </w:rPr>
-              <w:t>☐</w:t>
-            </w:r>
-          </w:p>
-        </w:tc>
-        <w:tc>
-          <w:tcPr>
-            <w:tcW w:type="dxa" w:w="765"/>
-            <w:vAlign w:val="center"/>
-            <w:tcMar>
-              <w:top w:w="30" w:type="dxa"/>
-              <w:start w:w="35" w:type="dxa"/>
-              <w:bottom w:w="30" w:type="dxa"/>
-              <w:end w:w="35" w:type="dxa"/>
-            </w:tcMar>
-          </w:tcPr>
-          <w:p>
-            <w:pPr>
-              <w:spacing w:before="0" w:after="0" w:line="204" w:lineRule="auto"/>
-              <w:jc w:val="center"/>
-            </w:pPr>
-            <w:r>
-              <w:rPr>
-                <w:sz w:val="20"/>
-              </w:rPr>
-              <w:t>☐</w:t>
-            </w:r>
-          </w:p>
-        </w:tc>
-        <w:tc>
-          <w:tcPr>
-            <w:tcW w:type="dxa" w:w="709"/>
-            <w:vAlign w:val="center"/>
-            <w:tcMar>
-              <w:top w:w="30" w:type="dxa"/>
-              <w:start w:w="35" w:type="dxa"/>
-              <w:bottom w:w="30" w:type="dxa"/>
-              <w:end w:w="35" w:type="dxa"/>
-            </w:tcMar>
-          </w:tcPr>
-          <w:p>
-            <w:pPr>
-              <w:spacing w:before="0" w:after="0" w:line="204" w:lineRule="auto"/>
-              <w:jc w:val="center"/>
-            </w:pPr>
-            <w:r>
-              <w:rPr>
-                <w:sz w:val="20"/>
-              </w:rPr>
-              <w:t>☐</w:t>
-            </w:r>
-          </w:p>
-        </w:tc>
-      </w:tr>
-      <w:tr>
-        <w:tc>
-          <w:tcPr>
-            <w:tcW w:type="dxa" w:w="992"/>
-            <w:vAlign w:val="center"/>
-            <w:tcMar>
-              <w:top w:w="30" w:type="dxa"/>
-              <w:start w:w="35" w:type="dxa"/>
-              <w:bottom w:w="30" w:type="dxa"/>
-              <w:end w:w="35" w:type="dxa"/>
-            </w:tcMar>
-          </w:tcPr>
-          <w:p>
-            <w:pPr>
-              <w:spacing w:before="0" w:after="0" w:line="204" w:lineRule="auto"/>
-            </w:pPr>
-            <w:r>
-              <w:rPr>
-                <w:sz w:val="13"/>
-              </w:rPr>
-              <w:t>OPE-P5-02</w:t>
-            </w:r>
-          </w:p>
-        </w:tc>
-        <w:tc>
-          <w:tcPr>
-            <w:tcW w:type="dxa" w:w="2551"/>
-            <w:vAlign w:val="center"/>
-            <w:tcMar>
-              <w:top w:w="30" w:type="dxa"/>
-              <w:start w:w="35" w:type="dxa"/>
-              <w:bottom w:w="30" w:type="dxa"/>
-              <w:end w:w="35" w:type="dxa"/>
-            </w:tcMar>
-          </w:tcPr>
-          <w:p>
-            <w:pPr>
-              <w:spacing w:before="0" w:after="0" w:line="204" w:lineRule="auto"/>
-            </w:pPr>
-            <w:r>
-              <w:rPr>
-                <w:sz w:val="13"/>
-              </w:rPr>
-              <w:t>Estimer et vérifier un résultat</w:t>
-            </w:r>
-          </w:p>
-        </w:tc>
-        <w:tc>
-          <w:tcPr>
-            <w:tcW w:type="dxa" w:w="3515"/>
-            <w:vAlign w:val="center"/>
-            <w:tcMar>
-              <w:top w:w="30" w:type="dxa"/>
-              <w:start w:w="35" w:type="dxa"/>
-              <w:bottom w:w="30" w:type="dxa"/>
-              <w:end w:w="35" w:type="dxa"/>
-            </w:tcMar>
-          </w:tcPr>
-          <w:p>
-            <w:pPr>
-              <w:spacing w:before="0" w:after="0" w:line="204" w:lineRule="auto"/>
-            </w:pPr>
-            <w:r>
-              <w:rPr>
-                <w:sz w:val="13"/>
-              </w:rPr>
-              <w:t>Utilise un ordre de grandeur ou une vérification pour contrôler un résultat.</w:t>
-            </w:r>
-          </w:p>
-        </w:tc>
-        <w:tc>
-          <w:tcPr>
-            <w:tcW w:type="dxa" w:w="794"/>
-            <w:vAlign w:val="center"/>
-            <w:tcMar>
-              <w:top w:w="30" w:type="dxa"/>
-              <w:start w:w="35" w:type="dxa"/>
-              <w:bottom w:w="30" w:type="dxa"/>
-              <w:end w:w="35" w:type="dxa"/>
-            </w:tcMar>
-          </w:tcPr>
-          <w:p>
-            <w:pPr>
-              <w:spacing w:before="0" w:after="0" w:line="204" w:lineRule="auto"/>
-              <w:jc w:val="center"/>
-            </w:pPr>
-            <w:r>
-              <w:rPr>
-                <w:sz w:val="20"/>
-              </w:rPr>
-              <w:t>☐</w:t>
-            </w:r>
-          </w:p>
-        </w:tc>
-        <w:tc>
-          <w:tcPr>
-            <w:tcW w:type="dxa" w:w="850"/>
-            <w:vAlign w:val="center"/>
-            <w:tcMar>
-              <w:top w:w="30" w:type="dxa"/>
-              <w:start w:w="35" w:type="dxa"/>
-              <w:bottom w:w="30" w:type="dxa"/>
-              <w:end w:w="35" w:type="dxa"/>
-            </w:tcMar>
-          </w:tcPr>
-          <w:p>
-            <w:pPr>
-              <w:spacing w:before="0" w:after="0" w:line="204" w:lineRule="auto"/>
-              <w:jc w:val="center"/>
-            </w:pPr>
-            <w:r>
-              <w:rPr>
-                <w:sz w:val="20"/>
-              </w:rPr>
-              <w:t>☐</w:t>
-            </w:r>
-          </w:p>
-        </w:tc>
-        <w:tc>
-          <w:tcPr>
-            <w:tcW w:type="dxa" w:w="765"/>
-            <w:vAlign w:val="center"/>
-            <w:tcMar>
-              <w:top w:w="30" w:type="dxa"/>
-              <w:start w:w="35" w:type="dxa"/>
-              <w:bottom w:w="30" w:type="dxa"/>
-              <w:end w:w="35" w:type="dxa"/>
-            </w:tcMar>
-          </w:tcPr>
-          <w:p>
-            <w:pPr>
-              <w:spacing w:before="0" w:after="0" w:line="204" w:lineRule="auto"/>
-              <w:jc w:val="center"/>
-            </w:pPr>
-            <w:r>
-              <w:rPr>
-                <w:sz w:val="20"/>
-              </w:rPr>
-              <w:t>☐</w:t>
-            </w:r>
-          </w:p>
-        </w:tc>
-        <w:tc>
-          <w:tcPr>
-            <w:tcW w:type="dxa" w:w="709"/>
-            <w:vAlign w:val="center"/>
-            <w:tcMar>
-              <w:top w:w="30" w:type="dxa"/>
-              <w:start w:w="35" w:type="dxa"/>
-              <w:bottom w:w="30" w:type="dxa"/>
-              <w:end w:w="35" w:type="dxa"/>
-            </w:tcMar>
-          </w:tcPr>
-          <w:p>
-            <w:pPr>
-              <w:spacing w:before="0" w:after="0" w:line="204" w:lineRule="auto"/>
-              <w:jc w:val="center"/>
-            </w:pPr>
-            <w:r>
-              <w:rPr>
-                <w:sz w:val="20"/>
-              </w:rPr>
-              <w:t>☐</w:t>
-            </w:r>
-          </w:p>
-        </w:tc>
-      </w:tr>
-      <w:tr>
-        <w:tc>
-          <w:tcPr>
-            <w:tcW w:type="dxa" w:w="992"/>
-            <w:vAlign w:val="center"/>
-            <w:tcMar>
-              <w:top w:w="30" w:type="dxa"/>
-              <w:start w:w="35" w:type="dxa"/>
-              <w:bottom w:w="30" w:type="dxa"/>
-              <w:end w:w="35" w:type="dxa"/>
-            </w:tcMar>
-          </w:tcPr>
-          <w:p>
-            <w:pPr>
-              <w:spacing w:before="0" w:after="0" w:line="204" w:lineRule="auto"/>
-            </w:pPr>
-            <w:r>
-              <w:rPr>
-                <w:sz w:val="13"/>
-              </w:rPr>
-              <w:t>PRO-P5-01</w:t>
-            </w:r>
-          </w:p>
-        </w:tc>
-        <w:tc>
-          <w:tcPr>
-            <w:tcW w:type="dxa" w:w="2551"/>
-            <w:vAlign w:val="center"/>
-            <w:tcMar>
-              <w:top w:w="30" w:type="dxa"/>
-              <w:start w:w="35" w:type="dxa"/>
-              <w:bottom w:w="30" w:type="dxa"/>
-              <w:end w:w="35" w:type="dxa"/>
-            </w:tcMar>
-          </w:tcPr>
-          <w:p>
-            <w:pPr>
-              <w:spacing w:before="0" w:after="0" w:line="204" w:lineRule="auto"/>
-            </w:pPr>
-            <w:r>
-              <w:rPr>
-                <w:sz w:val="13"/>
-              </w:rPr>
-              <w:t>Choisir une représentation adaptée</w:t>
-            </w:r>
-          </w:p>
-        </w:tc>
-        <w:tc>
-          <w:tcPr>
-            <w:tcW w:type="dxa" w:w="3515"/>
-            <w:vAlign w:val="center"/>
-            <w:tcMar>
-              <w:top w:w="30" w:type="dxa"/>
-              <w:start w:w="35" w:type="dxa"/>
-              <w:bottom w:w="30" w:type="dxa"/>
-              <w:end w:w="35" w:type="dxa"/>
-            </w:tcMar>
-          </w:tcPr>
-          <w:p>
-            <w:pPr>
-              <w:spacing w:before="0" w:after="0" w:line="204" w:lineRule="auto"/>
-            </w:pPr>
-            <w:r>
-              <w:rPr>
-                <w:sz w:val="13"/>
-              </w:rPr>
-              <w:t>Choisit une représentation pertinente et la relie aux données du problème.</w:t>
-            </w:r>
-          </w:p>
-        </w:tc>
-        <w:tc>
-          <w:tcPr>
-            <w:tcW w:type="dxa" w:w="794"/>
-            <w:vAlign w:val="center"/>
-            <w:tcMar>
-              <w:top w:w="30" w:type="dxa"/>
-              <w:start w:w="35" w:type="dxa"/>
-              <w:bottom w:w="30" w:type="dxa"/>
-              <w:end w:w="35" w:type="dxa"/>
-            </w:tcMar>
-          </w:tcPr>
-          <w:p>
-            <w:pPr>
-              <w:spacing w:before="0" w:after="0" w:line="204" w:lineRule="auto"/>
-              <w:jc w:val="center"/>
-            </w:pPr>
-            <w:r>
-              <w:rPr>
-                <w:sz w:val="20"/>
-              </w:rPr>
-              <w:t>☐</w:t>
-            </w:r>
-          </w:p>
-        </w:tc>
-        <w:tc>
-          <w:tcPr>
-            <w:tcW w:type="dxa" w:w="850"/>
-            <w:vAlign w:val="center"/>
-            <w:tcMar>
-              <w:top w:w="30" w:type="dxa"/>
-              <w:start w:w="35" w:type="dxa"/>
-              <w:bottom w:w="30" w:type="dxa"/>
-              <w:end w:w="35" w:type="dxa"/>
-            </w:tcMar>
-          </w:tcPr>
-          <w:p>
-            <w:pPr>
-              <w:spacing w:before="0" w:after="0" w:line="204" w:lineRule="auto"/>
-              <w:jc w:val="center"/>
-            </w:pPr>
-            <w:r>
-              <w:rPr>
-                <w:sz w:val="20"/>
-              </w:rPr>
-              <w:t>☐</w:t>
-            </w:r>
-          </w:p>
-        </w:tc>
-        <w:tc>
-          <w:tcPr>
-            <w:tcW w:type="dxa" w:w="765"/>
-            <w:vAlign w:val="center"/>
-            <w:tcMar>
-              <w:top w:w="30" w:type="dxa"/>
-              <w:start w:w="35" w:type="dxa"/>
-              <w:bottom w:w="30" w:type="dxa"/>
-              <w:end w:w="35" w:type="dxa"/>
-            </w:tcMar>
-          </w:tcPr>
-          <w:p>
-            <w:pPr>
-              <w:spacing w:before="0" w:after="0" w:line="204" w:lineRule="auto"/>
-              <w:jc w:val="center"/>
-            </w:pPr>
-            <w:r>
-              <w:rPr>
-                <w:sz w:val="20"/>
-              </w:rPr>
-              <w:t>☐</w:t>
-            </w:r>
-          </w:p>
-        </w:tc>
-        <w:tc>
-          <w:tcPr>
-            <w:tcW w:type="dxa" w:w="709"/>
-            <w:vAlign w:val="center"/>
-            <w:tcMar>
-              <w:top w:w="30" w:type="dxa"/>
-              <w:start w:w="35" w:type="dxa"/>
-              <w:bottom w:w="30" w:type="dxa"/>
-              <w:end w:w="35" w:type="dxa"/>
-            </w:tcMar>
-          </w:tcPr>
-          <w:p>
-            <w:pPr>
-              <w:spacing w:before="0" w:after="0" w:line="204" w:lineRule="auto"/>
-              <w:jc w:val="center"/>
-            </w:pPr>
-            <w:r>
-              <w:rPr>
-                <w:sz w:val="20"/>
-              </w:rPr>
-              <w:t>☐</w:t>
-            </w:r>
-          </w:p>
-        </w:tc>
-      </w:tr>
-      <w:tr>
-        <w:tc>
-          <w:tcPr>
-            <w:tcW w:type="dxa" w:w="992"/>
-            <w:vAlign w:val="center"/>
-            <w:tcMar>
-              <w:top w:w="30" w:type="dxa"/>
-              <w:start w:w="35" w:type="dxa"/>
-              <w:bottom w:w="30" w:type="dxa"/>
-              <w:end w:w="35" w:type="dxa"/>
-            </w:tcMar>
-          </w:tcPr>
-          <w:p>
-            <w:pPr>
-              <w:spacing w:before="0" w:after="0" w:line="204" w:lineRule="auto"/>
-            </w:pPr>
-            <w:r>
-              <w:rPr>
-                <w:sz w:val="13"/>
-              </w:rPr>
-              <w:t>PRO-P5-02</w:t>
-            </w:r>
-          </w:p>
-        </w:tc>
-        <w:tc>
-          <w:tcPr>
-            <w:tcW w:type="dxa" w:w="2551"/>
-            <w:vAlign w:val="center"/>
-            <w:tcMar>
-              <w:top w:w="30" w:type="dxa"/>
-              <w:start w:w="35" w:type="dxa"/>
-              <w:bottom w:w="30" w:type="dxa"/>
-              <w:end w:w="35" w:type="dxa"/>
-            </w:tcMar>
-          </w:tcPr>
-          <w:p>
-            <w:pPr>
-              <w:spacing w:before="0" w:after="0" w:line="204" w:lineRule="auto"/>
-            </w:pPr>
-            <w:r>
-              <w:rPr>
-                <w:sz w:val="13"/>
-              </w:rPr>
-              <w:t>Résoudre un problème complexe ou atypique</w:t>
-            </w:r>
-          </w:p>
-        </w:tc>
-        <w:tc>
-          <w:tcPr>
-            <w:tcW w:type="dxa" w:w="3515"/>
-            <w:vAlign w:val="center"/>
-            <w:tcMar>
-              <w:top w:w="30" w:type="dxa"/>
-              <w:start w:w="35" w:type="dxa"/>
-              <w:bottom w:w="30" w:type="dxa"/>
-              <w:end w:w="35" w:type="dxa"/>
-            </w:tcMar>
-          </w:tcPr>
-          <w:p>
-            <w:pPr>
-              <w:spacing w:before="0" w:after="0" w:line="204" w:lineRule="auto"/>
-            </w:pPr>
-            <w:r>
-              <w:rPr>
-                <w:sz w:val="13"/>
-              </w:rPr>
-              <w:t>Organise des essais, respecte les contraintes et explicite une démarche de recherche.</w:t>
-            </w:r>
-          </w:p>
-        </w:tc>
-        <w:tc>
-          <w:tcPr>
-            <w:tcW w:type="dxa" w:w="794"/>
-            <w:vAlign w:val="center"/>
-            <w:tcMar>
-              <w:top w:w="30" w:type="dxa"/>
-              <w:start w:w="35" w:type="dxa"/>
-              <w:bottom w:w="30" w:type="dxa"/>
-              <w:end w:w="35" w:type="dxa"/>
-            </w:tcMar>
-          </w:tcPr>
-          <w:p>
-            <w:pPr>
-              <w:spacing w:before="0" w:after="0" w:line="204" w:lineRule="auto"/>
-              <w:jc w:val="center"/>
-            </w:pPr>
-            <w:r>
-              <w:rPr>
-                <w:sz w:val="20"/>
-              </w:rPr>
-              <w:t>☐</w:t>
-            </w:r>
-          </w:p>
-        </w:tc>
-        <w:tc>
-          <w:tcPr>
-            <w:tcW w:type="dxa" w:w="850"/>
-            <w:vAlign w:val="center"/>
-            <w:tcMar>
-              <w:top w:w="30" w:type="dxa"/>
-              <w:start w:w="35" w:type="dxa"/>
-              <w:bottom w:w="30" w:type="dxa"/>
-              <w:end w:w="35" w:type="dxa"/>
-            </w:tcMar>
-          </w:tcPr>
-          <w:p>
-            <w:pPr>
-              <w:spacing w:before="0" w:after="0" w:line="204" w:lineRule="auto"/>
-              <w:jc w:val="center"/>
-            </w:pPr>
-            <w:r>
-              <w:rPr>
-                <w:sz w:val="20"/>
-              </w:rPr>
-              <w:t>☐</w:t>
-            </w:r>
-          </w:p>
-        </w:tc>
-        <w:tc>
-          <w:tcPr>
-            <w:tcW w:type="dxa" w:w="765"/>
-            <w:vAlign w:val="center"/>
-            <w:tcMar>
-              <w:top w:w="30" w:type="dxa"/>
-              <w:start w:w="35" w:type="dxa"/>
-              <w:bottom w:w="30" w:type="dxa"/>
-              <w:end w:w="35" w:type="dxa"/>
-            </w:tcMar>
-          </w:tcPr>
-          <w:p>
-            <w:pPr>
-              <w:spacing w:before="0" w:after="0" w:line="204" w:lineRule="auto"/>
-              <w:jc w:val="center"/>
-            </w:pPr>
-            <w:r>
-              <w:rPr>
-                <w:sz w:val="20"/>
-              </w:rPr>
-              <w:t>☐</w:t>
-            </w:r>
-          </w:p>
-        </w:tc>
-        <w:tc>
-          <w:tcPr>
-            <w:tcW w:type="dxa" w:w="709"/>
-            <w:vAlign w:val="center"/>
-            <w:tcMar>
-              <w:top w:w="30" w:type="dxa"/>
-              <w:start w:w="35" w:type="dxa"/>
-              <w:bottom w:w="30" w:type="dxa"/>
-              <w:end w:w="35" w:type="dxa"/>
-            </w:tcMar>
-          </w:tcPr>
-          <w:p>
-            <w:pPr>
-              <w:spacing w:before="0" w:after="0" w:line="204" w:lineRule="auto"/>
-              <w:jc w:val="center"/>
-            </w:pPr>
-            <w:r>
-              <w:rPr>
-                <w:sz w:val="20"/>
-              </w:rPr>
-              <w:t>☐</w:t>
-            </w:r>
-          </w:p>
-        </w:tc>
-      </w:tr>
-      <w:tr>
-        <w:tc>
-          <w:tcPr>
-            <w:tcW w:type="dxa" w:w="992"/>
-            <w:vAlign w:val="center"/>
-            <w:tcMar>
-              <w:top w:w="30" w:type="dxa"/>
-              <w:start w:w="35" w:type="dxa"/>
-              <w:bottom w:w="30" w:type="dxa"/>
-              <w:end w:w="35" w:type="dxa"/>
-            </w:tcMar>
-          </w:tcPr>
-          <w:p>
-            <w:pPr>
-              <w:spacing w:before="0" w:after="0" w:line="204" w:lineRule="auto"/>
-            </w:pPr>
-            <w:r>
-              <w:rPr>
-                <w:sz w:val="13"/>
-              </w:rPr>
-              <w:t>PRO-P5-03</w:t>
-            </w:r>
-          </w:p>
-        </w:tc>
-        <w:tc>
-          <w:tcPr>
-            <w:tcW w:type="dxa" w:w="2551"/>
-            <w:vAlign w:val="center"/>
-            <w:tcMar>
-              <w:top w:w="30" w:type="dxa"/>
-              <w:start w:w="35" w:type="dxa"/>
-              <w:bottom w:w="30" w:type="dxa"/>
-              <w:end w:w="35" w:type="dxa"/>
-            </w:tcMar>
-          </w:tcPr>
-          <w:p>
-            <w:pPr>
-              <w:spacing w:before="0" w:after="0" w:line="204" w:lineRule="auto"/>
-            </w:pPr>
-            <w:r>
-              <w:rPr>
-                <w:sz w:val="13"/>
-              </w:rPr>
-              <w:t>Rédiger une solution complète</w:t>
-            </w:r>
-          </w:p>
-        </w:tc>
-        <w:tc>
-          <w:tcPr>
-            <w:tcW w:type="dxa" w:w="3515"/>
-            <w:vAlign w:val="center"/>
-            <w:tcMar>
-              <w:top w:w="30" w:type="dxa"/>
-              <w:start w:w="35" w:type="dxa"/>
-              <w:bottom w:w="30" w:type="dxa"/>
-              <w:end w:w="35" w:type="dxa"/>
-            </w:tcMar>
-          </w:tcPr>
-          <w:p>
-            <w:pPr>
-              <w:spacing w:before="0" w:after="0" w:line="204" w:lineRule="auto"/>
-            </w:pPr>
-            <w:r>
-              <w:rPr>
-                <w:sz w:val="13"/>
-              </w:rPr>
-              <w:t>Présente des calculs ordonnés, nomme les résultats utiles et rédige une réponse complète.</w:t>
-            </w:r>
-          </w:p>
-        </w:tc>
-        <w:tc>
-          <w:tcPr>
-            <w:tcW w:type="dxa" w:w="794"/>
-            <w:vAlign w:val="center"/>
-            <w:tcMar>
-              <w:top w:w="30" w:type="dxa"/>
-              <w:start w:w="35" w:type="dxa"/>
-              <w:bottom w:w="30" w:type="dxa"/>
-              <w:end w:w="35" w:type="dxa"/>
-            </w:tcMar>
-          </w:tcPr>
-          <w:p>
-            <w:pPr>
-              <w:spacing w:before="0" w:after="0" w:line="204" w:lineRule="auto"/>
-              <w:jc w:val="center"/>
-            </w:pPr>
-            <w:r>
-              <w:rPr>
-                <w:sz w:val="20"/>
-              </w:rPr>
-              <w:t>☐</w:t>
-            </w:r>
-          </w:p>
-        </w:tc>
-        <w:tc>
-          <w:tcPr>
-            <w:tcW w:type="dxa" w:w="850"/>
-            <w:vAlign w:val="center"/>
-            <w:tcMar>
-              <w:top w:w="30" w:type="dxa"/>
-              <w:start w:w="35" w:type="dxa"/>
-              <w:bottom w:w="30" w:type="dxa"/>
-              <w:end w:w="35" w:type="dxa"/>
-            </w:tcMar>
-          </w:tcPr>
-          <w:p>
-            <w:pPr>
-              <w:spacing w:before="0" w:after="0" w:line="204" w:lineRule="auto"/>
-              <w:jc w:val="center"/>
-            </w:pPr>
-            <w:r>
-              <w:rPr>
-                <w:sz w:val="20"/>
-              </w:rPr>
-              <w:t>☐</w:t>
-            </w:r>
-          </w:p>
-        </w:tc>
-        <w:tc>
-          <w:tcPr>
-            <w:tcW w:type="dxa" w:w="765"/>
-            <w:vAlign w:val="center"/>
-            <w:tcMar>
-              <w:top w:w="30" w:type="dxa"/>
-              <w:start w:w="35" w:type="dxa"/>
-              <w:bottom w:w="30" w:type="dxa"/>
-              <w:end w:w="35" w:type="dxa"/>
-            </w:tcMar>
-          </w:tcPr>
-          <w:p>
-            <w:pPr>
-              <w:spacing w:before="0" w:after="0" w:line="204" w:lineRule="auto"/>
-              <w:jc w:val="center"/>
-            </w:pPr>
-            <w:r>
-              <w:rPr>
-                <w:sz w:val="20"/>
-              </w:rPr>
-              <w:t>☐</w:t>
-            </w:r>
-          </w:p>
-        </w:tc>
-        <w:tc>
-          <w:tcPr>
-            <w:tcW w:type="dxa" w:w="709"/>
-            <w:vAlign w:val="center"/>
-            <w:tcMar>
-              <w:top w:w="30" w:type="dxa"/>
-              <w:start w:w="35" w:type="dxa"/>
-              <w:bottom w:w="30" w:type="dxa"/>
-              <w:end w:w="35" w:type="dxa"/>
-            </w:tcMar>
-          </w:tcPr>
-          <w:p>
-            <w:pPr>
-              <w:spacing w:before="0" w:after="0" w:line="204" w:lineRule="auto"/>
-              <w:jc w:val="center"/>
-            </w:pPr>
-            <w:r>
-              <w:rPr>
-                <w:sz w:val="20"/>
-              </w:rPr>
-              <w:t>☐</w:t>
-            </w:r>
-          </w:p>
-        </w:tc>
-      </w:tr>
-      <w:tr>
-        <w:tc>
-          <w:tcPr>
-            <w:tcW w:type="dxa" w:w="992"/>
-            <w:vAlign w:val="center"/>
-            <w:tcMar>
-              <w:top w:w="30" w:type="dxa"/>
-              <w:start w:w="35" w:type="dxa"/>
-              <w:bottom w:w="30" w:type="dxa"/>
-              <w:end w:w="35" w:type="dxa"/>
-            </w:tcMar>
-          </w:tcPr>
-          <w:p>
-            <w:pPr>
-              <w:spacing w:before="0" w:after="0" w:line="204" w:lineRule="auto"/>
-            </w:pPr>
-            <w:r>
-              <w:rPr>
-                <w:sz w:val="13"/>
-              </w:rPr>
-              <w:t>MES-P5-01</w:t>
-            </w:r>
-          </w:p>
-        </w:tc>
-        <w:tc>
-          <w:tcPr>
-            <w:tcW w:type="dxa" w:w="2551"/>
-            <w:vAlign w:val="center"/>
-            <w:tcMar>
-              <w:top w:w="30" w:type="dxa"/>
-              <w:start w:w="35" w:type="dxa"/>
-              <w:bottom w:w="30" w:type="dxa"/>
-              <w:end w:w="35" w:type="dxa"/>
-            </w:tcMar>
-          </w:tcPr>
-          <w:p>
-            <w:pPr>
-              <w:spacing w:before="0" w:after="0" w:line="204" w:lineRule="auto"/>
-            </w:pPr>
-            <w:r>
-              <w:rPr>
-                <w:sz w:val="13"/>
-              </w:rPr>
-              <w:t>Convertir des mesures usuelles</w:t>
-            </w:r>
-          </w:p>
-        </w:tc>
-        <w:tc>
-          <w:tcPr>
-            <w:tcW w:type="dxa" w:w="3515"/>
-            <w:vAlign w:val="center"/>
-            <w:tcMar>
-              <w:top w:w="30" w:type="dxa"/>
-              <w:start w:w="35" w:type="dxa"/>
-              <w:bottom w:w="30" w:type="dxa"/>
-              <w:end w:w="35" w:type="dxa"/>
-            </w:tcMar>
-          </w:tcPr>
-          <w:p>
-            <w:pPr>
-              <w:spacing w:before="0" w:after="0" w:line="204" w:lineRule="auto"/>
-            </w:pPr>
-            <w:r>
-              <w:rPr>
-                <w:sz w:val="13"/>
-              </w:rPr>
-              <w:t>Effectue des conversions usuelles simples en respectant la grandeur.</w:t>
-            </w:r>
-          </w:p>
-        </w:tc>
-        <w:tc>
-          <w:tcPr>
-            <w:tcW w:type="dxa" w:w="794"/>
-            <w:vAlign w:val="center"/>
-            <w:tcMar>
-              <w:top w:w="30" w:type="dxa"/>
-              <w:start w:w="35" w:type="dxa"/>
-              <w:bottom w:w="30" w:type="dxa"/>
-              <w:end w:w="35" w:type="dxa"/>
-            </w:tcMar>
-          </w:tcPr>
-          <w:p>
-            <w:pPr>
-              <w:spacing w:before="0" w:after="0" w:line="204" w:lineRule="auto"/>
-              <w:jc w:val="center"/>
-            </w:pPr>
-            <w:r>
-              <w:rPr>
-                <w:sz w:val="20"/>
-              </w:rPr>
-              <w:t>☐</w:t>
-            </w:r>
-          </w:p>
-        </w:tc>
-        <w:tc>
-          <w:tcPr>
-            <w:tcW w:type="dxa" w:w="850"/>
-            <w:vAlign w:val="center"/>
-            <w:tcMar>
-              <w:top w:w="30" w:type="dxa"/>
-              <w:start w:w="35" w:type="dxa"/>
-              <w:bottom w:w="30" w:type="dxa"/>
-              <w:end w:w="35" w:type="dxa"/>
-            </w:tcMar>
-          </w:tcPr>
-          <w:p>
-            <w:pPr>
-              <w:spacing w:before="0" w:after="0" w:line="204" w:lineRule="auto"/>
-              <w:jc w:val="center"/>
-            </w:pPr>
-            <w:r>
-              <w:rPr>
-                <w:sz w:val="20"/>
-              </w:rPr>
-              <w:t>☐</w:t>
-            </w:r>
-          </w:p>
-        </w:tc>
-        <w:tc>
-          <w:tcPr>
-            <w:tcW w:type="dxa" w:w="765"/>
-            <w:vAlign w:val="center"/>
-            <w:tcMar>
-              <w:top w:w="30" w:type="dxa"/>
-              <w:start w:w="35" w:type="dxa"/>
-              <w:bottom w:w="30" w:type="dxa"/>
-              <w:end w:w="35" w:type="dxa"/>
-            </w:tcMar>
-          </w:tcPr>
-          <w:p>
-            <w:pPr>
-              <w:spacing w:before="0" w:after="0" w:line="204" w:lineRule="auto"/>
-              <w:jc w:val="center"/>
-            </w:pPr>
-            <w:r>
-              <w:rPr>
-                <w:sz w:val="20"/>
-              </w:rPr>
-              <w:t>☐</w:t>
-            </w:r>
-          </w:p>
-        </w:tc>
-        <w:tc>
-          <w:tcPr>
-            <w:tcW w:type="dxa" w:w="709"/>
-            <w:vAlign w:val="center"/>
-            <w:tcMar>
-              <w:top w:w="30" w:type="dxa"/>
-              <w:start w:w="35" w:type="dxa"/>
-              <w:bottom w:w="30" w:type="dxa"/>
-              <w:end w:w="35" w:type="dxa"/>
-            </w:tcMar>
-          </w:tcPr>
-          <w:p>
-            <w:pPr>
-              <w:spacing w:before="0" w:after="0" w:line="204" w:lineRule="auto"/>
-              <w:jc w:val="center"/>
-            </w:pPr>
-            <w:r>
-              <w:rPr>
-                <w:sz w:val="20"/>
-              </w:rPr>
-              <w:t>☐</w:t>
-            </w:r>
-          </w:p>
-        </w:tc>
-      </w:tr>
-      <w:tr>
-        <w:tc>
-          <w:tcPr>
-            <w:tcW w:type="dxa" w:w="992"/>
-            <w:vAlign w:val="center"/>
-            <w:tcMar>
-              <w:top w:w="30" w:type="dxa"/>
-              <w:start w:w="35" w:type="dxa"/>
-              <w:bottom w:w="30" w:type="dxa"/>
-              <w:end w:w="35" w:type="dxa"/>
-            </w:tcMar>
-          </w:tcPr>
-          <w:p>
-            <w:pPr>
-              <w:spacing w:before="0" w:after="0" w:line="204" w:lineRule="auto"/>
-            </w:pPr>
-            <w:r>
-              <w:rPr>
-                <w:sz w:val="13"/>
-              </w:rPr>
-              <w:t>MES-P5-02</w:t>
-            </w:r>
-          </w:p>
-        </w:tc>
-        <w:tc>
-          <w:tcPr>
-            <w:tcW w:type="dxa" w:w="2551"/>
-            <w:vAlign w:val="center"/>
-            <w:tcMar>
-              <w:top w:w="30" w:type="dxa"/>
-              <w:start w:w="35" w:type="dxa"/>
-              <w:bottom w:w="30" w:type="dxa"/>
-              <w:end w:w="35" w:type="dxa"/>
-            </w:tcMar>
-          </w:tcPr>
-          <w:p>
-            <w:pPr>
-              <w:spacing w:before="0" w:after="0" w:line="204" w:lineRule="auto"/>
-            </w:pPr>
-            <w:r>
-              <w:rPr>
-                <w:sz w:val="13"/>
-              </w:rPr>
-              <w:t>Résoudre un problème de mesures à plusieurs étapes</w:t>
-            </w:r>
-          </w:p>
-        </w:tc>
-        <w:tc>
-          <w:tcPr>
-            <w:tcW w:type="dxa" w:w="3515"/>
-            <w:vAlign w:val="center"/>
-            <w:tcMar>
-              <w:top w:w="30" w:type="dxa"/>
-              <w:start w:w="35" w:type="dxa"/>
-              <w:bottom w:w="30" w:type="dxa"/>
-              <w:end w:w="35" w:type="dxa"/>
-            </w:tcMar>
-          </w:tcPr>
-          <w:p>
-            <w:pPr>
-              <w:spacing w:before="0" w:after="0" w:line="204" w:lineRule="auto"/>
-            </w:pPr>
-            <w:r>
-              <w:rPr>
-                <w:sz w:val="13"/>
-              </w:rPr>
-              <w:t>Met les données dans une même unité, planifie plusieurs étapes et donne l’unité.</w:t>
-            </w:r>
-          </w:p>
-        </w:tc>
-        <w:tc>
-          <w:tcPr>
-            <w:tcW w:type="dxa" w:w="794"/>
-            <w:vAlign w:val="center"/>
-            <w:tcMar>
-              <w:top w:w="30" w:type="dxa"/>
-              <w:start w:w="35" w:type="dxa"/>
-              <w:bottom w:w="30" w:type="dxa"/>
-              <w:end w:w="35" w:type="dxa"/>
-            </w:tcMar>
-          </w:tcPr>
-          <w:p>
-            <w:pPr>
-              <w:spacing w:before="0" w:after="0" w:line="204" w:lineRule="auto"/>
-              <w:jc w:val="center"/>
-            </w:pPr>
-            <w:r>
-              <w:rPr>
-                <w:sz w:val="20"/>
-              </w:rPr>
-              <w:t>☐</w:t>
-            </w:r>
-          </w:p>
-        </w:tc>
-        <w:tc>
-          <w:tcPr>
-            <w:tcW w:type="dxa" w:w="850"/>
-            <w:vAlign w:val="center"/>
-            <w:tcMar>
-              <w:top w:w="30" w:type="dxa"/>
-              <w:start w:w="35" w:type="dxa"/>
-              <w:bottom w:w="30" w:type="dxa"/>
-              <w:end w:w="35" w:type="dxa"/>
-            </w:tcMar>
-          </w:tcPr>
-          <w:p>
-            <w:pPr>
-              <w:spacing w:before="0" w:after="0" w:line="204" w:lineRule="auto"/>
-              <w:jc w:val="center"/>
-            </w:pPr>
-            <w:r>
-              <w:rPr>
-                <w:sz w:val="20"/>
-              </w:rPr>
-              <w:t>☐</w:t>
-            </w:r>
-          </w:p>
-        </w:tc>
-        <w:tc>
-          <w:tcPr>
-            <w:tcW w:type="dxa" w:w="765"/>
-            <w:vAlign w:val="center"/>
-            <w:tcMar>
-              <w:top w:w="30" w:type="dxa"/>
-              <w:start w:w="35" w:type="dxa"/>
-              <w:bottom w:w="30" w:type="dxa"/>
-              <w:end w:w="35" w:type="dxa"/>
-            </w:tcMar>
-          </w:tcPr>
-          <w:p>
-            <w:pPr>
-              <w:spacing w:before="0" w:after="0" w:line="204" w:lineRule="auto"/>
-              <w:jc w:val="center"/>
-            </w:pPr>
-            <w:r>
-              <w:rPr>
-                <w:sz w:val="20"/>
-              </w:rPr>
-              <w:t>☐</w:t>
-            </w:r>
-          </w:p>
-        </w:tc>
-        <w:tc>
-          <w:tcPr>
-            <w:tcW w:type="dxa" w:w="709"/>
-            <w:vAlign w:val="center"/>
-            <w:tcMar>
-              <w:top w:w="30" w:type="dxa"/>
-              <w:start w:w="35" w:type="dxa"/>
-              <w:bottom w:w="30" w:type="dxa"/>
-              <w:end w:w="35" w:type="dxa"/>
-            </w:tcMar>
-          </w:tcPr>
-          <w:p>
-            <w:pPr>
-              <w:spacing w:before="0" w:after="0" w:line="204" w:lineRule="auto"/>
-              <w:jc w:val="center"/>
-            </w:pPr>
-            <w:r>
-              <w:rPr>
-                <w:sz w:val="20"/>
-              </w:rPr>
-              <w:t>☐</w:t>
-            </w:r>
-          </w:p>
-        </w:tc>
-      </w:tr>
-      <w:tr>
-        <w:tc>
-          <w:tcPr>
-            <w:tcW w:type="dxa" w:w="992"/>
-            <w:vAlign w:val="center"/>
-            <w:tcMar>
-              <w:top w:w="30" w:type="dxa"/>
-              <w:start w:w="35" w:type="dxa"/>
-              <w:bottom w:w="30" w:type="dxa"/>
-              <w:end w:w="35" w:type="dxa"/>
-            </w:tcMar>
-          </w:tcPr>
-          <w:p>
-            <w:pPr>
-              <w:spacing w:before="0" w:after="0" w:line="204" w:lineRule="auto"/>
-            </w:pPr>
-            <w:r>
-              <w:rPr>
-                <w:sz w:val="13"/>
-              </w:rPr>
-              <w:t>TEM-P5-01</w:t>
-            </w:r>
-          </w:p>
-        </w:tc>
-        <w:tc>
-          <w:tcPr>
-            <w:tcW w:type="dxa" w:w="2551"/>
-            <w:vAlign w:val="center"/>
-            <w:tcMar>
-              <w:top w:w="30" w:type="dxa"/>
-              <w:start w:w="35" w:type="dxa"/>
-              <w:bottom w:w="30" w:type="dxa"/>
-              <w:end w:w="35" w:type="dxa"/>
-            </w:tcMar>
-          </w:tcPr>
-          <w:p>
-            <w:pPr>
-              <w:spacing w:before="0" w:after="0" w:line="204" w:lineRule="auto"/>
-            </w:pPr>
-            <w:r>
-              <w:rPr>
-                <w:sz w:val="13"/>
-              </w:rPr>
-              <w:t>Comparer et calculer des durées</w:t>
-            </w:r>
-          </w:p>
-        </w:tc>
-        <w:tc>
-          <w:tcPr>
-            <w:tcW w:type="dxa" w:w="3515"/>
-            <w:vAlign w:val="center"/>
-            <w:tcMar>
-              <w:top w:w="30" w:type="dxa"/>
-              <w:start w:w="35" w:type="dxa"/>
-              <w:bottom w:w="30" w:type="dxa"/>
-              <w:end w:w="35" w:type="dxa"/>
-            </w:tcMar>
-          </w:tcPr>
-          <w:p>
-            <w:pPr>
-              <w:spacing w:before="0" w:after="0" w:line="204" w:lineRule="auto"/>
-            </w:pPr>
-            <w:r>
-              <w:rPr>
-                <w:sz w:val="13"/>
-              </w:rPr>
-              <w:t>Calcule et compare des durées en heures et minutes.</w:t>
-            </w:r>
-          </w:p>
-        </w:tc>
-        <w:tc>
-          <w:tcPr>
-            <w:tcW w:type="dxa" w:w="794"/>
-            <w:vAlign w:val="center"/>
-            <w:tcMar>
-              <w:top w:w="30" w:type="dxa"/>
-              <w:start w:w="35" w:type="dxa"/>
-              <w:bottom w:w="30" w:type="dxa"/>
-              <w:end w:w="35" w:type="dxa"/>
-            </w:tcMar>
-          </w:tcPr>
-          <w:p>
-            <w:pPr>
-              <w:spacing w:before="0" w:after="0" w:line="204" w:lineRule="auto"/>
-              <w:jc w:val="center"/>
-            </w:pPr>
-            <w:r>
-              <w:rPr>
-                <w:sz w:val="20"/>
-              </w:rPr>
-              <w:t>☐</w:t>
-            </w:r>
-          </w:p>
-        </w:tc>
-        <w:tc>
-          <w:tcPr>
-            <w:tcW w:type="dxa" w:w="850"/>
-            <w:vAlign w:val="center"/>
-            <w:tcMar>
-              <w:top w:w="30" w:type="dxa"/>
-              <w:start w:w="35" w:type="dxa"/>
-              <w:bottom w:w="30" w:type="dxa"/>
-              <w:end w:w="35" w:type="dxa"/>
-            </w:tcMar>
-          </w:tcPr>
-          <w:p>
-            <w:pPr>
-              <w:spacing w:before="0" w:after="0" w:line="204" w:lineRule="auto"/>
-              <w:jc w:val="center"/>
-            </w:pPr>
-            <w:r>
-              <w:rPr>
-                <w:sz w:val="20"/>
-              </w:rPr>
-              <w:t>☐</w:t>
-            </w:r>
-          </w:p>
-        </w:tc>
-        <w:tc>
-          <w:tcPr>
-            <w:tcW w:type="dxa" w:w="765"/>
-            <w:vAlign w:val="center"/>
-            <w:tcMar>
-              <w:top w:w="30" w:type="dxa"/>
-              <w:start w:w="35" w:type="dxa"/>
-              <w:bottom w:w="30" w:type="dxa"/>
-              <w:end w:w="35" w:type="dxa"/>
-            </w:tcMar>
-          </w:tcPr>
-          <w:p>
-            <w:pPr>
-              <w:spacing w:before="0" w:after="0" w:line="204" w:lineRule="auto"/>
-              <w:jc w:val="center"/>
-            </w:pPr>
-            <w:r>
-              <w:rPr>
-                <w:sz w:val="20"/>
-              </w:rPr>
-              <w:t>☐</w:t>
-            </w:r>
-          </w:p>
-        </w:tc>
-        <w:tc>
-          <w:tcPr>
-            <w:tcW w:type="dxa" w:w="709"/>
-            <w:vAlign w:val="center"/>
-            <w:tcMar>
-              <w:top w:w="30" w:type="dxa"/>
-              <w:start w:w="35" w:type="dxa"/>
-              <w:bottom w:w="30" w:type="dxa"/>
-              <w:end w:w="35" w:type="dxa"/>
-            </w:tcMar>
-          </w:tcPr>
-          <w:p>
-            <w:pPr>
-              <w:spacing w:before="0" w:after="0" w:line="204" w:lineRule="auto"/>
-              <w:jc w:val="center"/>
-            </w:pPr>
-            <w:r>
-              <w:rPr>
-                <w:sz w:val="20"/>
-              </w:rPr>
-              <w:t>☐</w:t>
-            </w:r>
-          </w:p>
-        </w:tc>
-      </w:tr>
-      <w:tr>
-        <w:tc>
-          <w:tcPr>
-            <w:tcW w:type="dxa" w:w="992"/>
-            <w:vAlign w:val="center"/>
-            <w:tcMar>
-              <w:top w:w="30" w:type="dxa"/>
-              <w:start w:w="35" w:type="dxa"/>
-              <w:bottom w:w="30" w:type="dxa"/>
-              <w:end w:w="35" w:type="dxa"/>
-            </w:tcMar>
-          </w:tcPr>
-          <w:p>
-            <w:pPr>
-              <w:spacing w:before="0" w:after="0" w:line="204" w:lineRule="auto"/>
-            </w:pPr>
-            <w:r>
-              <w:rPr>
-                <w:sz w:val="13"/>
-              </w:rPr>
-              <w:t>GEO-P5-01</w:t>
-            </w:r>
-          </w:p>
-        </w:tc>
-        <w:tc>
-          <w:tcPr>
-            <w:tcW w:type="dxa" w:w="2551"/>
-            <w:vAlign w:val="center"/>
-            <w:tcMar>
-              <w:top w:w="30" w:type="dxa"/>
-              <w:start w:w="35" w:type="dxa"/>
-              <w:bottom w:w="30" w:type="dxa"/>
-              <w:end w:w="35" w:type="dxa"/>
-            </w:tcMar>
-          </w:tcPr>
-          <w:p>
-            <w:pPr>
-              <w:spacing w:before="0" w:after="0" w:line="204" w:lineRule="auto"/>
-            </w:pPr>
-            <w:r>
-              <w:rPr>
-                <w:sz w:val="13"/>
-              </w:rPr>
-              <w:t>Mobiliser les propriétés des figures usuelles</w:t>
-            </w:r>
-          </w:p>
-        </w:tc>
-        <w:tc>
-          <w:tcPr>
-            <w:tcW w:type="dxa" w:w="3515"/>
-            <w:vAlign w:val="center"/>
-            <w:tcMar>
-              <w:top w:w="30" w:type="dxa"/>
-              <w:start w:w="35" w:type="dxa"/>
-              <w:bottom w:w="30" w:type="dxa"/>
-              <w:end w:w="35" w:type="dxa"/>
-            </w:tcMar>
-          </w:tcPr>
-          <w:p>
-            <w:pPr>
-              <w:spacing w:before="0" w:after="0" w:line="204" w:lineRule="auto"/>
-            </w:pPr>
-            <w:r>
-              <w:rPr>
-                <w:sz w:val="13"/>
-              </w:rPr>
-              <w:t>Identifie une figure à partir de propriétés et justifie avec le vocabulaire adapté.</w:t>
-            </w:r>
-          </w:p>
-        </w:tc>
-        <w:tc>
-          <w:tcPr>
-            <w:tcW w:type="dxa" w:w="794"/>
-            <w:vAlign w:val="center"/>
-            <w:tcMar>
-              <w:top w:w="30" w:type="dxa"/>
-              <w:start w:w="35" w:type="dxa"/>
-              <w:bottom w:w="30" w:type="dxa"/>
-              <w:end w:w="35" w:type="dxa"/>
-            </w:tcMar>
-          </w:tcPr>
-          <w:p>
-            <w:pPr>
-              <w:spacing w:before="0" w:after="0" w:line="204" w:lineRule="auto"/>
-              <w:jc w:val="center"/>
-            </w:pPr>
-            <w:r>
-              <w:rPr>
-                <w:sz w:val="20"/>
-              </w:rPr>
-              <w:t>☐</w:t>
-            </w:r>
-          </w:p>
-        </w:tc>
-        <w:tc>
-          <w:tcPr>
-            <w:tcW w:type="dxa" w:w="850"/>
-            <w:vAlign w:val="center"/>
-            <w:tcMar>
-              <w:top w:w="30" w:type="dxa"/>
-              <w:start w:w="35" w:type="dxa"/>
-              <w:bottom w:w="30" w:type="dxa"/>
-              <w:end w:w="35" w:type="dxa"/>
-            </w:tcMar>
-          </w:tcPr>
-          <w:p>
-            <w:pPr>
-              <w:spacing w:before="0" w:after="0" w:line="204" w:lineRule="auto"/>
-              <w:jc w:val="center"/>
-            </w:pPr>
-            <w:r>
-              <w:rPr>
-                <w:sz w:val="20"/>
-              </w:rPr>
-              <w:t>☐</w:t>
-            </w:r>
-          </w:p>
-        </w:tc>
-        <w:tc>
-          <w:tcPr>
-            <w:tcW w:type="dxa" w:w="765"/>
-            <w:vAlign w:val="center"/>
-            <w:tcMar>
-              <w:top w:w="30" w:type="dxa"/>
-              <w:start w:w="35" w:type="dxa"/>
-              <w:bottom w:w="30" w:type="dxa"/>
-              <w:end w:w="35" w:type="dxa"/>
-            </w:tcMar>
-          </w:tcPr>
-          <w:p>
-            <w:pPr>
-              <w:spacing w:before="0" w:after="0" w:line="204" w:lineRule="auto"/>
-              <w:jc w:val="center"/>
-            </w:pPr>
-            <w:r>
-              <w:rPr>
-                <w:sz w:val="20"/>
-              </w:rPr>
-              <w:t>☐</w:t>
-            </w:r>
-          </w:p>
-        </w:tc>
-        <w:tc>
-          <w:tcPr>
-            <w:tcW w:type="dxa" w:w="709"/>
-            <w:vAlign w:val="center"/>
-            <w:tcMar>
-              <w:top w:w="30" w:type="dxa"/>
-              <w:start w:w="35" w:type="dxa"/>
-              <w:bottom w:w="30" w:type="dxa"/>
-              <w:end w:w="35" w:type="dxa"/>
-            </w:tcMar>
-          </w:tcPr>
-          <w:p>
-            <w:pPr>
-              <w:spacing w:before="0" w:after="0" w:line="204" w:lineRule="auto"/>
-              <w:jc w:val="center"/>
-            </w:pPr>
-            <w:r>
-              <w:rPr>
-                <w:sz w:val="20"/>
-              </w:rPr>
-              <w:t>☐</w:t>
-            </w:r>
-          </w:p>
-        </w:tc>
-      </w:tr>
-      <w:tr>
-        <w:tc>
-          <w:tcPr>
-            <w:tcW w:type="dxa" w:w="992"/>
-            <w:vAlign w:val="center"/>
-            <w:tcMar>
-              <w:top w:w="30" w:type="dxa"/>
-              <w:start w:w="35" w:type="dxa"/>
-              <w:bottom w:w="30" w:type="dxa"/>
-              <w:end w:w="35" w:type="dxa"/>
-            </w:tcMar>
-          </w:tcPr>
-          <w:p>
-            <w:pPr>
-              <w:spacing w:before="0" w:after="0" w:line="204" w:lineRule="auto"/>
-            </w:pPr>
-            <w:r>
-              <w:rPr>
-                <w:sz w:val="13"/>
-              </w:rPr>
-              <w:t>GEO-P5-02</w:t>
-            </w:r>
-          </w:p>
-        </w:tc>
-        <w:tc>
-          <w:tcPr>
-            <w:tcW w:type="dxa" w:w="2551"/>
-            <w:vAlign w:val="center"/>
-            <w:tcMar>
-              <w:top w:w="30" w:type="dxa"/>
-              <w:start w:w="35" w:type="dxa"/>
-              <w:bottom w:w="30" w:type="dxa"/>
-              <w:end w:w="35" w:type="dxa"/>
-            </w:tcMar>
-          </w:tcPr>
-          <w:p>
-            <w:pPr>
-              <w:spacing w:before="0" w:after="0" w:line="204" w:lineRule="auto"/>
-            </w:pPr>
-            <w:r>
-              <w:rPr>
-                <w:sz w:val="13"/>
-              </w:rPr>
-              <w:t>Réaliser une construction complexe</w:t>
-            </w:r>
-          </w:p>
-        </w:tc>
-        <w:tc>
-          <w:tcPr>
-            <w:tcW w:type="dxa" w:w="3515"/>
-            <w:vAlign w:val="center"/>
-            <w:tcMar>
-              <w:top w:w="30" w:type="dxa"/>
-              <w:start w:w="35" w:type="dxa"/>
-              <w:bottom w:w="30" w:type="dxa"/>
-              <w:end w:w="35" w:type="dxa"/>
-            </w:tcMar>
-          </w:tcPr>
-          <w:p>
-            <w:pPr>
-              <w:spacing w:before="0" w:after="0" w:line="204" w:lineRule="auto"/>
-            </w:pPr>
-            <w:r>
-              <w:rPr>
-                <w:sz w:val="13"/>
-              </w:rPr>
-              <w:t>Planifie et réalise une construction en combinant règle, équerre et compas.</w:t>
-            </w:r>
-          </w:p>
-        </w:tc>
-        <w:tc>
-          <w:tcPr>
-            <w:tcW w:type="dxa" w:w="794"/>
-            <w:vAlign w:val="center"/>
-            <w:tcMar>
-              <w:top w:w="30" w:type="dxa"/>
-              <w:start w:w="35" w:type="dxa"/>
-              <w:bottom w:w="30" w:type="dxa"/>
-              <w:end w:w="35" w:type="dxa"/>
-            </w:tcMar>
-          </w:tcPr>
-          <w:p>
-            <w:pPr>
-              <w:spacing w:before="0" w:after="0" w:line="204" w:lineRule="auto"/>
-              <w:jc w:val="center"/>
-            </w:pPr>
-            <w:r>
-              <w:rPr>
-                <w:sz w:val="20"/>
-              </w:rPr>
-              <w:t>☐</w:t>
-            </w:r>
-          </w:p>
-        </w:tc>
-        <w:tc>
-          <w:tcPr>
-            <w:tcW w:type="dxa" w:w="850"/>
-            <w:vAlign w:val="center"/>
-            <w:tcMar>
-              <w:top w:w="30" w:type="dxa"/>
-              <w:start w:w="35" w:type="dxa"/>
-              <w:bottom w:w="30" w:type="dxa"/>
-              <w:end w:w="35" w:type="dxa"/>
-            </w:tcMar>
-          </w:tcPr>
-          <w:p>
-            <w:pPr>
-              <w:spacing w:before="0" w:after="0" w:line="204" w:lineRule="auto"/>
-              <w:jc w:val="center"/>
-            </w:pPr>
-            <w:r>
-              <w:rPr>
-                <w:sz w:val="20"/>
-              </w:rPr>
-              <w:t>☐</w:t>
-            </w:r>
-          </w:p>
-        </w:tc>
-        <w:tc>
-          <w:tcPr>
-            <w:tcW w:type="dxa" w:w="765"/>
-            <w:vAlign w:val="center"/>
-            <w:tcMar>
-              <w:top w:w="30" w:type="dxa"/>
-              <w:start w:w="35" w:type="dxa"/>
-              <w:bottom w:w="30" w:type="dxa"/>
-              <w:end w:w="35" w:type="dxa"/>
-            </w:tcMar>
-          </w:tcPr>
-          <w:p>
-            <w:pPr>
-              <w:spacing w:before="0" w:after="0" w:line="204" w:lineRule="auto"/>
-              <w:jc w:val="center"/>
-            </w:pPr>
-            <w:r>
-              <w:rPr>
-                <w:sz w:val="20"/>
-              </w:rPr>
-              <w:t>☐</w:t>
-            </w:r>
-          </w:p>
-        </w:tc>
-        <w:tc>
-          <w:tcPr>
-            <w:tcW w:type="dxa" w:w="709"/>
-            <w:vAlign w:val="center"/>
-            <w:tcMar>
-              <w:top w:w="30" w:type="dxa"/>
-              <w:start w:w="35" w:type="dxa"/>
-              <w:bottom w:w="30" w:type="dxa"/>
-              <w:end w:w="35" w:type="dxa"/>
-            </w:tcMar>
-          </w:tcPr>
-          <w:p>
-            <w:pPr>
-              <w:spacing w:before="0" w:after="0" w:line="204" w:lineRule="auto"/>
-              <w:jc w:val="center"/>
-            </w:pPr>
-            <w:r>
-              <w:rPr>
-                <w:sz w:val="20"/>
-              </w:rPr>
-              <w:t>☐</w:t>
-            </w:r>
-          </w:p>
-        </w:tc>
-      </w:tr>
-      <w:tr>
-        <w:tc>
-          <w:tcPr>
-            <w:tcW w:type="dxa" w:w="992"/>
-            <w:vAlign w:val="center"/>
-            <w:tcMar>
-              <w:top w:w="30" w:type="dxa"/>
-              <w:start w:w="35" w:type="dxa"/>
-              <w:bottom w:w="30" w:type="dxa"/>
-              <w:end w:w="35" w:type="dxa"/>
-            </w:tcMar>
-          </w:tcPr>
-          <w:p>
-            <w:pPr>
-              <w:spacing w:before="0" w:after="0" w:line="204" w:lineRule="auto"/>
-            </w:pPr>
-            <w:r>
-              <w:rPr>
-                <w:sz w:val="13"/>
-              </w:rPr>
-              <w:t>SYM-P5-01</w:t>
-            </w:r>
-          </w:p>
-        </w:tc>
-        <w:tc>
-          <w:tcPr>
-            <w:tcW w:type="dxa" w:w="2551"/>
-            <w:vAlign w:val="center"/>
-            <w:tcMar>
-              <w:top w:w="30" w:type="dxa"/>
-              <w:start w:w="35" w:type="dxa"/>
-              <w:bottom w:w="30" w:type="dxa"/>
-              <w:end w:w="35" w:type="dxa"/>
-            </w:tcMar>
-          </w:tcPr>
-          <w:p>
-            <w:pPr>
-              <w:spacing w:before="0" w:after="0" w:line="204" w:lineRule="auto"/>
-            </w:pPr>
-            <w:r>
-              <w:rPr>
-                <w:sz w:val="13"/>
-              </w:rPr>
-              <w:t>Utiliser la symétrie dans une frise ou un pavage</w:t>
-            </w:r>
-          </w:p>
-        </w:tc>
-        <w:tc>
-          <w:tcPr>
-            <w:tcW w:type="dxa" w:w="3515"/>
-            <w:vAlign w:val="center"/>
-            <w:tcMar>
-              <w:top w:w="30" w:type="dxa"/>
-              <w:start w:w="35" w:type="dxa"/>
-              <w:bottom w:w="30" w:type="dxa"/>
-              <w:end w:w="35" w:type="dxa"/>
-            </w:tcMar>
-          </w:tcPr>
-          <w:p>
-            <w:pPr>
-              <w:spacing w:before="0" w:after="0" w:line="204" w:lineRule="auto"/>
-            </w:pPr>
-            <w:r>
-              <w:rPr>
-                <w:sz w:val="13"/>
-              </w:rPr>
-              <w:t>Repère l’axe et construit les points symétriques en respectant les distances.</w:t>
-            </w:r>
-          </w:p>
-        </w:tc>
-        <w:tc>
-          <w:tcPr>
-            <w:tcW w:type="dxa" w:w="794"/>
-            <w:vAlign w:val="center"/>
-            <w:tcMar>
-              <w:top w:w="30" w:type="dxa"/>
-              <w:start w:w="35" w:type="dxa"/>
-              <w:bottom w:w="30" w:type="dxa"/>
-              <w:end w:w="35" w:type="dxa"/>
-            </w:tcMar>
-          </w:tcPr>
-          <w:p>
-            <w:pPr>
-              <w:spacing w:before="0" w:after="0" w:line="204" w:lineRule="auto"/>
-              <w:jc w:val="center"/>
-            </w:pPr>
-            <w:r>
-              <w:rPr>
-                <w:sz w:val="20"/>
-              </w:rPr>
-              <w:t>☐</w:t>
-            </w:r>
-          </w:p>
-        </w:tc>
-        <w:tc>
-          <w:tcPr>
-            <w:tcW w:type="dxa" w:w="850"/>
-            <w:vAlign w:val="center"/>
-            <w:tcMar>
-              <w:top w:w="30" w:type="dxa"/>
-              <w:start w:w="35" w:type="dxa"/>
-              <w:bottom w:w="30" w:type="dxa"/>
-              <w:end w:w="35" w:type="dxa"/>
-            </w:tcMar>
-          </w:tcPr>
-          <w:p>
-            <w:pPr>
-              <w:spacing w:before="0" w:after="0" w:line="204" w:lineRule="auto"/>
-              <w:jc w:val="center"/>
-            </w:pPr>
-            <w:r>
-              <w:rPr>
-                <w:sz w:val="20"/>
-              </w:rPr>
-              <w:t>☐</w:t>
-            </w:r>
-          </w:p>
-        </w:tc>
-        <w:tc>
-          <w:tcPr>
-            <w:tcW w:type="dxa" w:w="765"/>
-            <w:vAlign w:val="center"/>
-            <w:tcMar>
-              <w:top w:w="30" w:type="dxa"/>
-              <w:start w:w="35" w:type="dxa"/>
-              <w:bottom w:w="30" w:type="dxa"/>
-              <w:end w:w="35" w:type="dxa"/>
-            </w:tcMar>
-          </w:tcPr>
-          <w:p>
-            <w:pPr>
-              <w:spacing w:before="0" w:after="0" w:line="204" w:lineRule="auto"/>
-              <w:jc w:val="center"/>
-            </w:pPr>
-            <w:r>
-              <w:rPr>
-                <w:sz w:val="20"/>
-              </w:rPr>
-              <w:t>☐</w:t>
-            </w:r>
-          </w:p>
-        </w:tc>
-        <w:tc>
-          <w:tcPr>
-            <w:tcW w:type="dxa" w:w="709"/>
-            <w:vAlign w:val="center"/>
-            <w:tcMar>
-              <w:top w:w="30" w:type="dxa"/>
-              <w:start w:w="35" w:type="dxa"/>
-              <w:bottom w:w="30" w:type="dxa"/>
-              <w:end w:w="35" w:type="dxa"/>
-            </w:tcMar>
-          </w:tcPr>
-          <w:p>
-            <w:pPr>
-              <w:spacing w:before="0" w:after="0" w:line="204" w:lineRule="auto"/>
-              <w:jc w:val="center"/>
-            </w:pPr>
-            <w:r>
-              <w:rPr>
-                <w:sz w:val="20"/>
-              </w:rPr>
-              <w:t>☐</w:t>
-            </w:r>
-          </w:p>
-        </w:tc>
-      </w:tr>
-      <w:tr>
-        <w:tc>
-          <w:tcPr>
-            <w:tcW w:type="dxa" w:w="992"/>
-            <w:vAlign w:val="center"/>
-            <w:tcMar>
-              <w:top w:w="30" w:type="dxa"/>
-              <w:start w:w="35" w:type="dxa"/>
-              <w:bottom w:w="30" w:type="dxa"/>
-              <w:end w:w="35" w:type="dxa"/>
-            </w:tcMar>
-          </w:tcPr>
-          <w:p>
-            <w:pPr>
-              <w:spacing w:before="0" w:after="0" w:line="204" w:lineRule="auto"/>
-            </w:pPr>
-            <w:r>
-              <w:rPr>
-                <w:sz w:val="13"/>
-              </w:rPr>
-              <w:t>SOL-P5-01</w:t>
-            </w:r>
-          </w:p>
-        </w:tc>
-        <w:tc>
-          <w:tcPr>
-            <w:tcW w:type="dxa" w:w="2551"/>
-            <w:vAlign w:val="center"/>
-            <w:tcMar>
-              <w:top w:w="30" w:type="dxa"/>
-              <w:start w:w="35" w:type="dxa"/>
-              <w:bottom w:w="30" w:type="dxa"/>
-              <w:end w:w="35" w:type="dxa"/>
-            </w:tcMar>
-          </w:tcPr>
-          <w:p>
-            <w:pPr>
-              <w:spacing w:before="0" w:after="0" w:line="204" w:lineRule="auto"/>
-            </w:pPr>
-            <w:r>
-              <w:rPr>
-                <w:sz w:val="13"/>
-              </w:rPr>
-              <w:t>Reconnaître un patron de cube ou de pavé</w:t>
-            </w:r>
-          </w:p>
-        </w:tc>
-        <w:tc>
-          <w:tcPr>
-            <w:tcW w:type="dxa" w:w="3515"/>
-            <w:vAlign w:val="center"/>
-            <w:tcMar>
-              <w:top w:w="30" w:type="dxa"/>
-              <w:start w:w="35" w:type="dxa"/>
-              <w:bottom w:w="30" w:type="dxa"/>
-              <w:end w:w="35" w:type="dxa"/>
-            </w:tcMar>
-          </w:tcPr>
-          <w:p>
-            <w:pPr>
-              <w:spacing w:before="0" w:after="0" w:line="204" w:lineRule="auto"/>
-            </w:pPr>
-            <w:r>
-              <w:rPr>
-                <w:sz w:val="13"/>
-              </w:rPr>
-              <w:t>Imagine le pliage et reconnaît un patron possible de cube ou de pavé.</w:t>
-            </w:r>
-          </w:p>
-        </w:tc>
-        <w:tc>
-          <w:tcPr>
-            <w:tcW w:type="dxa" w:w="794"/>
-            <w:vAlign w:val="center"/>
-            <w:tcMar>
-              <w:top w:w="30" w:type="dxa"/>
-              <w:start w:w="35" w:type="dxa"/>
-              <w:bottom w:w="30" w:type="dxa"/>
-              <w:end w:w="35" w:type="dxa"/>
-            </w:tcMar>
-          </w:tcPr>
-          <w:p>
-            <w:pPr>
-              <w:spacing w:before="0" w:after="0" w:line="204" w:lineRule="auto"/>
-              <w:jc w:val="center"/>
-            </w:pPr>
-            <w:r>
-              <w:rPr>
-                <w:sz w:val="20"/>
-              </w:rPr>
-              <w:t>☐</w:t>
-            </w:r>
-          </w:p>
-        </w:tc>
-        <w:tc>
-          <w:tcPr>
-            <w:tcW w:type="dxa" w:w="850"/>
-            <w:vAlign w:val="center"/>
-            <w:tcMar>
-              <w:top w:w="30" w:type="dxa"/>
-              <w:start w:w="35" w:type="dxa"/>
-              <w:bottom w:w="30" w:type="dxa"/>
-              <w:end w:w="35" w:type="dxa"/>
-            </w:tcMar>
-          </w:tcPr>
-          <w:p>
-            <w:pPr>
-              <w:spacing w:before="0" w:after="0" w:line="204" w:lineRule="auto"/>
-              <w:jc w:val="center"/>
-            </w:pPr>
-            <w:r>
-              <w:rPr>
-                <w:sz w:val="20"/>
-              </w:rPr>
-              <w:t>☐</w:t>
-            </w:r>
-          </w:p>
-        </w:tc>
-        <w:tc>
-          <w:tcPr>
-            <w:tcW w:type="dxa" w:w="765"/>
-            <w:vAlign w:val="center"/>
-            <w:tcMar>
-              <w:top w:w="30" w:type="dxa"/>
-              <w:start w:w="35" w:type="dxa"/>
-              <w:bottom w:w="30" w:type="dxa"/>
-              <w:end w:w="35" w:type="dxa"/>
-            </w:tcMar>
-          </w:tcPr>
-          <w:p>
-            <w:pPr>
-              <w:spacing w:before="0" w:after="0" w:line="204" w:lineRule="auto"/>
-              <w:jc w:val="center"/>
-            </w:pPr>
-            <w:r>
-              <w:rPr>
-                <w:sz w:val="20"/>
-              </w:rPr>
-              <w:t>☐</w:t>
-            </w:r>
-          </w:p>
-        </w:tc>
-        <w:tc>
-          <w:tcPr>
-            <w:tcW w:type="dxa" w:w="709"/>
-            <w:vAlign w:val="center"/>
-            <w:tcMar>
-              <w:top w:w="30" w:type="dxa"/>
-              <w:start w:w="35" w:type="dxa"/>
-              <w:bottom w:w="30" w:type="dxa"/>
-              <w:end w:w="35" w:type="dxa"/>
-            </w:tcMar>
-          </w:tcPr>
-          <w:p>
-            <w:pPr>
-              <w:spacing w:before="0" w:after="0" w:line="204" w:lineRule="auto"/>
-              <w:jc w:val="center"/>
-            </w:pPr>
-            <w:r>
-              <w:rPr>
-                <w:sz w:val="20"/>
-              </w:rPr>
-              <w:t>☐</w:t>
-            </w:r>
-          </w:p>
-        </w:tc>
-      </w:tr>
-      <w:tr>
-        <w:tc>
-          <w:tcPr>
-            <w:tcW w:type="dxa" w:w="992"/>
-            <w:vAlign w:val="center"/>
-            <w:tcMar>
-              <w:top w:w="30" w:type="dxa"/>
-              <w:start w:w="35" w:type="dxa"/>
-              <w:bottom w:w="30" w:type="dxa"/>
-              <w:end w:w="35" w:type="dxa"/>
-            </w:tcMar>
-          </w:tcPr>
-          <w:p>
-            <w:pPr>
-              <w:spacing w:before="0" w:after="0" w:line="204" w:lineRule="auto"/>
-            </w:pPr>
-            <w:r>
-              <w:rPr>
-                <w:sz w:val="13"/>
-              </w:rPr>
-              <w:t>DON-P5-01</w:t>
-            </w:r>
-          </w:p>
-        </w:tc>
-        <w:tc>
-          <w:tcPr>
-            <w:tcW w:type="dxa" w:w="2551"/>
-            <w:vAlign w:val="center"/>
-            <w:tcMar>
-              <w:top w:w="30" w:type="dxa"/>
-              <w:start w:w="35" w:type="dxa"/>
-              <w:bottom w:w="30" w:type="dxa"/>
-              <w:end w:w="35" w:type="dxa"/>
-            </w:tcMar>
-          </w:tcPr>
-          <w:p>
-            <w:pPr>
-              <w:spacing w:before="0" w:after="0" w:line="204" w:lineRule="auto"/>
-            </w:pPr>
-            <w:r>
-              <w:rPr>
-                <w:sz w:val="13"/>
-              </w:rPr>
-              <w:t>Mener une enquête et organiser les données</w:t>
-            </w:r>
-          </w:p>
-        </w:tc>
-        <w:tc>
-          <w:tcPr>
-            <w:tcW w:type="dxa" w:w="3515"/>
-            <w:vAlign w:val="center"/>
-            <w:tcMar>
-              <w:top w:w="30" w:type="dxa"/>
-              <w:start w:w="35" w:type="dxa"/>
-              <w:bottom w:w="30" w:type="dxa"/>
-              <w:end w:w="35" w:type="dxa"/>
-            </w:tcMar>
-          </w:tcPr>
-          <w:p>
-            <w:pPr>
-              <w:spacing w:before="0" w:after="0" w:line="204" w:lineRule="auto"/>
-            </w:pPr>
-            <w:r>
-              <w:rPr>
-                <w:sz w:val="13"/>
-              </w:rPr>
-              <w:t>Classe les réponses, calcule les effectifs et vérifie le total.</w:t>
-            </w:r>
-          </w:p>
-        </w:tc>
-        <w:tc>
-          <w:tcPr>
-            <w:tcW w:type="dxa" w:w="794"/>
-            <w:vAlign w:val="center"/>
-            <w:tcMar>
-              <w:top w:w="30" w:type="dxa"/>
-              <w:start w:w="35" w:type="dxa"/>
-              <w:bottom w:w="30" w:type="dxa"/>
-              <w:end w:w="35" w:type="dxa"/>
-            </w:tcMar>
-          </w:tcPr>
-          <w:p>
-            <w:pPr>
-              <w:spacing w:before="0" w:after="0" w:line="204" w:lineRule="auto"/>
-              <w:jc w:val="center"/>
-            </w:pPr>
-            <w:r>
-              <w:rPr>
-                <w:sz w:val="20"/>
-              </w:rPr>
-              <w:t>☐</w:t>
-            </w:r>
-          </w:p>
-        </w:tc>
-        <w:tc>
-          <w:tcPr>
-            <w:tcW w:type="dxa" w:w="850"/>
-            <w:vAlign w:val="center"/>
-            <w:tcMar>
-              <w:top w:w="30" w:type="dxa"/>
-              <w:start w:w="35" w:type="dxa"/>
-              <w:bottom w:w="30" w:type="dxa"/>
-              <w:end w:w="35" w:type="dxa"/>
-            </w:tcMar>
-          </w:tcPr>
-          <w:p>
-            <w:pPr>
-              <w:spacing w:before="0" w:after="0" w:line="204" w:lineRule="auto"/>
-              <w:jc w:val="center"/>
-            </w:pPr>
-            <w:r>
-              <w:rPr>
-                <w:sz w:val="20"/>
-              </w:rPr>
-              <w:t>☐</w:t>
-            </w:r>
-          </w:p>
-        </w:tc>
-        <w:tc>
-          <w:tcPr>
-            <w:tcW w:type="dxa" w:w="765"/>
-            <w:vAlign w:val="center"/>
-            <w:tcMar>
-              <w:top w:w="30" w:type="dxa"/>
-              <w:start w:w="35" w:type="dxa"/>
-              <w:bottom w:w="30" w:type="dxa"/>
-              <w:end w:w="35" w:type="dxa"/>
-            </w:tcMar>
-          </w:tcPr>
-          <w:p>
-            <w:pPr>
-              <w:spacing w:before="0" w:after="0" w:line="204" w:lineRule="auto"/>
-              <w:jc w:val="center"/>
-            </w:pPr>
-            <w:r>
-              <w:rPr>
-                <w:sz w:val="20"/>
-              </w:rPr>
-              <w:t>☐</w:t>
-            </w:r>
-          </w:p>
-        </w:tc>
-        <w:tc>
-          <w:tcPr>
-            <w:tcW w:type="dxa" w:w="709"/>
-            <w:vAlign w:val="center"/>
-            <w:tcMar>
-              <w:top w:w="30" w:type="dxa"/>
-              <w:start w:w="35" w:type="dxa"/>
-              <w:bottom w:w="30" w:type="dxa"/>
-              <w:end w:w="35" w:type="dxa"/>
-            </w:tcMar>
-          </w:tcPr>
-          <w:p>
-            <w:pPr>
-              <w:spacing w:before="0" w:after="0" w:line="204" w:lineRule="auto"/>
-              <w:jc w:val="center"/>
-            </w:pPr>
-            <w:r>
-              <w:rPr>
-                <w:sz w:val="20"/>
-              </w:rPr>
-              <w:t>☐</w:t>
-            </w:r>
-          </w:p>
-        </w:tc>
-      </w:tr>
-      <w:tr>
-        <w:tc>
-          <w:tcPr>
-            <w:tcW w:type="dxa" w:w="992"/>
-            <w:vAlign w:val="center"/>
-            <w:tcMar>
-              <w:top w:w="30" w:type="dxa"/>
-              <w:start w:w="35" w:type="dxa"/>
-              <w:bottom w:w="30" w:type="dxa"/>
-              <w:end w:w="35" w:type="dxa"/>
-            </w:tcMar>
-          </w:tcPr>
-          <w:p>
-            <w:pPr>
-              <w:spacing w:before="0" w:after="0" w:line="204" w:lineRule="auto"/>
-            </w:pPr>
-            <w:r>
-              <w:rPr>
-                <w:sz w:val="13"/>
-              </w:rPr>
-              <w:t>DON-P5-02</w:t>
-            </w:r>
-          </w:p>
-        </w:tc>
-        <w:tc>
-          <w:tcPr>
-            <w:tcW w:type="dxa" w:w="2551"/>
-            <w:vAlign w:val="center"/>
-            <w:tcMar>
-              <w:top w:w="30" w:type="dxa"/>
-              <w:start w:w="35" w:type="dxa"/>
-              <w:bottom w:w="30" w:type="dxa"/>
-              <w:end w:w="35" w:type="dxa"/>
-            </w:tcMar>
-          </w:tcPr>
-          <w:p>
-            <w:pPr>
-              <w:spacing w:before="0" w:after="0" w:line="204" w:lineRule="auto"/>
-            </w:pPr>
-            <w:r>
-              <w:rPr>
-                <w:sz w:val="13"/>
-              </w:rPr>
-              <w:t>Communiquer des données avec un graphique</w:t>
-            </w:r>
-          </w:p>
-        </w:tc>
-        <w:tc>
-          <w:tcPr>
-            <w:tcW w:type="dxa" w:w="3515"/>
-            <w:vAlign w:val="center"/>
-            <w:tcMar>
-              <w:top w:w="30" w:type="dxa"/>
-              <w:start w:w="35" w:type="dxa"/>
-              <w:bottom w:w="30" w:type="dxa"/>
-              <w:end w:w="35" w:type="dxa"/>
-            </w:tcMar>
-          </w:tcPr>
-          <w:p>
-            <w:pPr>
-              <w:spacing w:before="0" w:after="0" w:line="204" w:lineRule="auto"/>
-            </w:pPr>
-            <w:r>
-              <w:rPr>
-                <w:sz w:val="13"/>
-              </w:rPr>
-              <w:t>Produit une représentation claire, correctement graduée et formule une conclusion.</w:t>
-            </w:r>
-          </w:p>
-        </w:tc>
-        <w:tc>
-          <w:tcPr>
-            <w:tcW w:type="dxa" w:w="794"/>
-            <w:vAlign w:val="center"/>
-            <w:tcMar>
-              <w:top w:w="30" w:type="dxa"/>
-              <w:start w:w="35" w:type="dxa"/>
-              <w:bottom w:w="30" w:type="dxa"/>
-              <w:end w:w="35" w:type="dxa"/>
-            </w:tcMar>
-          </w:tcPr>
-          <w:p>
-            <w:pPr>
-              <w:spacing w:before="0" w:after="0" w:line="204" w:lineRule="auto"/>
-              <w:jc w:val="center"/>
-            </w:pPr>
-            <w:r>
-              <w:rPr>
-                <w:sz w:val="20"/>
-              </w:rPr>
-              <w:t>☐</w:t>
-            </w:r>
-          </w:p>
-        </w:tc>
-        <w:tc>
-          <w:tcPr>
-            <w:tcW w:type="dxa" w:w="850"/>
-            <w:vAlign w:val="center"/>
-            <w:tcMar>
-              <w:top w:w="30" w:type="dxa"/>
-              <w:start w:w="35" w:type="dxa"/>
-              <w:bottom w:w="30" w:type="dxa"/>
-              <w:end w:w="35" w:type="dxa"/>
-            </w:tcMar>
-          </w:tcPr>
-          <w:p>
-            <w:pPr>
-              <w:spacing w:before="0" w:after="0" w:line="204" w:lineRule="auto"/>
-              <w:jc w:val="center"/>
-            </w:pPr>
-            <w:r>
-              <w:rPr>
-                <w:sz w:val="20"/>
-              </w:rPr>
-              <w:t>☐</w:t>
-            </w:r>
-          </w:p>
-        </w:tc>
-        <w:tc>
-          <w:tcPr>
-            <w:tcW w:type="dxa" w:w="765"/>
-            <w:vAlign w:val="center"/>
-            <w:tcMar>
-              <w:top w:w="30" w:type="dxa"/>
-              <w:start w:w="35" w:type="dxa"/>
-              <w:bottom w:w="30" w:type="dxa"/>
-              <w:end w:w="35" w:type="dxa"/>
-            </w:tcMar>
-          </w:tcPr>
-          <w:p>
-            <w:pPr>
-              <w:spacing w:before="0" w:after="0" w:line="204" w:lineRule="auto"/>
-              <w:jc w:val="center"/>
-            </w:pPr>
-            <w:r>
-              <w:rPr>
-                <w:sz w:val="20"/>
-              </w:rPr>
-              <w:t>☐</w:t>
-            </w:r>
-          </w:p>
-        </w:tc>
-        <w:tc>
-          <w:tcPr>
-            <w:tcW w:type="dxa" w:w="709"/>
-            <w:vAlign w:val="center"/>
-            <w:tcMar>
-              <w:top w:w="30" w:type="dxa"/>
-              <w:start w:w="35" w:type="dxa"/>
-              <w:bottom w:w="30" w:type="dxa"/>
-              <w:end w:w="35" w:type="dxa"/>
-            </w:tcMar>
-          </w:tcPr>
-          <w:p>
-            <w:pPr>
-              <w:spacing w:before="0" w:after="0" w:line="204" w:lineRule="auto"/>
-              <w:jc w:val="center"/>
-            </w:pPr>
-            <w:r>
-              <w:rPr>
-                <w:sz w:val="20"/>
-              </w:rPr>
-              <w:t>☐</w:t>
+              <w:t>Acquis P3 : pose et calcule correctement la multiplication.</w:t>
+              <w:br/>
+              <w:br/>
             </w:r>
           </w:p>
         </w:tc>
       </w:tr>
     </w:tbl>
     <w:p>
-      <w:pPr>
-        <w:pStyle w:val="TaskTitle"/>
-      </w:pPr>
       <w:r>
-        <w:t>Observations</w:t>
-      </w:r>
-    </w:p>
-    <w:p>
-      <w:pPr>
-        <w:spacing w:after="0" w:before="0"/>
-      </w:pPr>
-      <w:r>
-        <w:rPr>
-          <w:sz w:val="16"/>
-        </w:rPr>
-        <w:t>________________________________________________________________________________________________</w:t>
-      </w:r>
-    </w:p>
-    <w:p>
-      <w:pPr>
-        <w:spacing w:after="0" w:before="0"/>
-      </w:pPr>
-      <w:r>
-        <w:rPr>
-          <w:sz w:val="16"/>
-        </w:rPr>
-        <w:t>________________________________________________________________________________________________</w:t>
-      </w:r>
-    </w:p>
-    <w:p>
-      <w:pPr>
-        <w:spacing w:after="0" w:before="0"/>
-      </w:pPr>
-      <w:r>
-        <w:rPr>
-          <w:sz w:val="16"/>
-        </w:rPr>
-        <w:t>________________________________________________________________________________________________</w:t>
-      </w:r>
-    </w:p>
-    <w:p>
-      <w:pPr>
-        <w:pStyle w:val="TaskTitle"/>
-      </w:pPr>
-      <w:r>
-        <w:t>Décisions pédagogiques</w:t>
-      </w:r>
-    </w:p>
-    <w:p>
-      <w:r>
-        <w:t>Compétences à reprendre : _________________________________________________________________</w:t>
-      </w:r>
-    </w:p>
-    <w:p>
-      <w:r>
-        <w:t>Élèves nécessitant un étayage : ___________________________________________________________</w:t>
-      </w:r>
-    </w:p>
-    <w:p>
-      <w:r>
-        <w:t>Remédiations prévues : __________________________________________________________________</w:t>
+        <w:t>En P5, l’évaluation est un peu plus longue qu’en début d’année uniquement grâce au rebrassage. Il n’y a toujours que 2 nouvelles compétences essentielles.</w:t>
       </w:r>
     </w:p>
     <w:sectPr>
       <w:pgSz w:w="12240" w:h="15840"/>
-      <w:pgMar w:top="266" w:right="295" w:bottom="266" w:left="295" w:header="720" w:footer="720" w:gutter="0"/>
+      <w:pgMar w:top="680" w:right="794" w:bottom="680" w:left="794" w:header="720" w:footer="720" w:gutter="0"/>
       <w:cols w:space="720"/>
       <w:docGrid w:linePitch="360"/>
     </w:sectPr>
@@ -4001,8 +691,8 @@
     <w:qFormat/>
     <w:rsid w:val="00FC693F"/>
     <w:rPr>
-      <w:rFonts w:ascii="Arial" w:hAnsi="Arial"/>
-      <w:sz w:val="19"/>
+      <w:rFonts w:ascii="Aptos" w:hAnsi="Aptos"/>
+      <w:sz w:val="21"/>
     </w:rPr>
   </w:style>
   <w:style w:type="paragraph" w:styleId="Header">
@@ -15686,39 +12376,6 @@
         <w:shd w:val="clear" w:color="auto" w:fill="FBCAA2" w:themeFill="accent6" w:themeFillTint="7F"/>
       </w:tcPr>
     </w:tblStylePr>
-  </w:style>
-  <w:style w:type="paragraph" w:customStyle="1" w:styleId="EvalTitle">
-    <w:name w:val="EvalTitle"/>
-    <w:pPr>
-      <w:spacing w:before="40" w:after="40"/>
-    </w:pPr>
-    <w:rPr>
-      <w:rFonts w:ascii="Arial" w:hAnsi="Arial"/>
-      <w:b/>
-      <w:sz w:val="30"/>
-    </w:rPr>
-  </w:style>
-  <w:style w:type="paragraph" w:customStyle="1" w:styleId="EvalSub">
-    <w:name w:val="EvalSub"/>
-    <w:pPr>
-      <w:spacing w:before="40" w:after="40"/>
-    </w:pPr>
-    <w:rPr>
-      <w:rFonts w:ascii="Arial" w:hAnsi="Arial"/>
-      <w:b w:val="0"/>
-      <w:sz w:val="19"/>
-    </w:rPr>
-  </w:style>
-  <w:style w:type="paragraph" w:customStyle="1" w:styleId="TaskTitle">
-    <w:name w:val="TaskTitle"/>
-    <w:pPr>
-      <w:spacing w:before="20" w:after="20"/>
-    </w:pPr>
-    <w:rPr>
-      <w:rFonts w:ascii="Arial" w:hAnsi="Arial"/>
-      <w:b/>
-      <w:sz w:val="21"/>
-    </w:rPr>
   </w:style>
 </w:styles>
 </file>
